--- a/lab1/Лосев Данил  ЕПИ-4-23 Лабораторная работа № 1.docx
+++ b/lab1/Лосев Данил  ЕПИ-4-23 Лабораторная работа № 1.docx
@@ -223,51 +223,7 @@
           <w:szCs w:val="40"/>
           <w:lang w:val="ru-RU"/>
         </w:rPr>
-        <w:t>«</w:t>
-      </w:r>
-      <w:r>
-        <w:rPr>
-          <w:rFonts w:ascii="Times New Roman" w:hAnsi="Times New Roman" w:cs="Times New Roman"/>
-          <w:b/>
-          <w:bCs/>
-          <w:sz w:val="40"/>
-          <w:szCs w:val="40"/>
-          <w:lang w:val="ru-RU"/>
-        </w:rPr>
-        <w:t>Вычисления с учето</w:t>
-      </w:r>
-      <w:r>
-        <w:rPr>
-          <w:rFonts w:ascii="Times New Roman" w:hAnsi="Times New Roman" w:cs="Times New Roman"/>
-          <w:b/>
-          <w:bCs/>
-          <w:sz w:val="40"/>
-          <w:szCs w:val="40"/>
-          <w:lang w:val="ru-RU"/>
-        </w:rPr>
-        <w:t>м</w:t>
-      </w:r>
-      <w:r>
-        <w:rPr>
-          <w:rFonts w:ascii="Times New Roman" w:hAnsi="Times New Roman" w:cs="Times New Roman"/>
-          <w:b/>
-          <w:bCs/>
-          <w:sz w:val="40"/>
-          <w:szCs w:val="40"/>
-          <w:lang w:val="ru-RU"/>
-        </w:rPr>
-        <w:t xml:space="preserve"> погрешностей</w:t>
-      </w:r>
-      <w:r>
-        <w:rPr>
-          <w:rFonts w:ascii="Times New Roman" w:hAnsi="Times New Roman" w:cs="Times New Roman"/>
-          <w:b/>
-          <w:bCs/>
-          <w:sz w:val="40"/>
-          <w:szCs w:val="40"/>
-          <w:lang w:val="ru-RU"/>
-        </w:rPr>
-        <w:t>»</w:t>
+        <w:t>«Вычисления с учетом погрешностей»</w:t>
       </w:r>
     </w:p>
     <w:p>
@@ -288,34 +244,7 @@
           <w:szCs w:val="32"/>
           <w:lang w:val="ru-RU"/>
         </w:rPr>
-        <w:t>Вариант</w:t>
-      </w:r>
-      <w:r>
-        <w:rPr>
-          <w:rFonts w:ascii="Times New Roman" w:hAnsi="Times New Roman" w:cs="Times New Roman"/>
-          <w:sz w:val="32"/>
-          <w:szCs w:val="32"/>
-          <w:lang w:val="ru-RU"/>
-        </w:rPr>
-        <w:t xml:space="preserve"> </w:t>
-      </w:r>
-      <w:r>
-        <w:rPr>
-          <w:rFonts w:ascii="Times New Roman" w:hAnsi="Times New Roman" w:cs="Times New Roman"/>
-          <w:sz w:val="32"/>
-          <w:szCs w:val="32"/>
-          <w:lang w:val="ru-RU"/>
-        </w:rPr>
-        <w:t>№</w:t>
-      </w:r>
-      <w:r>
-        <w:rPr>
-          <w:rFonts w:ascii="Times New Roman" w:hAnsi="Times New Roman" w:cs="Times New Roman"/>
-          <w:sz w:val="32"/>
-          <w:szCs w:val="32"/>
-          <w:lang w:val="ru-RU"/>
-        </w:rPr>
-        <w:t xml:space="preserve"> 14</w:t>
+        <w:t>Вариант № 14</w:t>
       </w:r>
     </w:p>
     <w:p>
@@ -597,16 +526,7 @@
           <w:szCs w:val="24"/>
           <w:lang w:val="ru-RU"/>
         </w:rPr>
-        <w:t>Выполнил:</w:t>
-      </w:r>
-      <w:r>
-        <w:rPr>
-          <w:rFonts w:ascii="Times New Roman" w:hAnsi="Times New Roman" w:cs="Times New Roman"/>
-          <w:sz w:val="24"/>
-          <w:szCs w:val="24"/>
-          <w:lang w:val="ru-RU"/>
-        </w:rPr>
-        <w:t xml:space="preserve"> Лосев Данил ЕПИ-4-23</w:t>
+        <w:t>Выполнил: Лосев Данил ЕПИ-4-23</w:t>
       </w:r>
     </w:p>
     <w:p>
@@ -711,25 +631,7 @@
           <w:lang w:val="ru-RU"/>
         </w:rPr>
         <w:lastRenderedPageBreak/>
-        <w:t>Практическая ра</w:t>
-      </w:r>
-      <w:r>
-        <w:rPr>
-          <w:rFonts w:ascii="Times New Roman" w:hAnsi="Times New Roman" w:cs="Times New Roman"/>
-          <w:sz w:val="28"/>
-          <w:szCs w:val="28"/>
-          <w:lang w:val="ru-RU"/>
-        </w:rPr>
-        <w:t>б</w:t>
-      </w:r>
-      <w:r>
-        <w:rPr>
-          <w:rFonts w:ascii="Times New Roman" w:hAnsi="Times New Roman" w:cs="Times New Roman"/>
-          <w:sz w:val="28"/>
-          <w:szCs w:val="28"/>
-          <w:lang w:val="ru-RU"/>
-        </w:rPr>
-        <w:t>ота №1</w:t>
+        <w:t>Практическая работа №1</w:t>
       </w:r>
     </w:p>
     <w:p>
@@ -797,6 +699,7 @@
       <w:r>
         <w:rPr>
           <w:rFonts w:ascii="Times New Roman" w:hAnsi="Times New Roman" w:cs="Times New Roman"/>
+          <w:noProof/>
           <w:sz w:val="24"/>
           <w:szCs w:val="24"/>
           <w:lang w:val="ru-RU"/>
@@ -903,16 +806,14 @@
           <w:color w:val="DFBF8E"/>
           <w:sz w:val="21"/>
           <w:szCs w:val="21"/>
-          <w:lang/>
-        </w:rPr>
-      </w:pPr>
-      <w:r>
-        <w:rPr>
-          <w:rFonts w:ascii="Fira Code" w:eastAsia="Times New Roman" w:hAnsi="Fira Code" w:cs="Fira Code"/>
-          <w:color w:val="DFBF8E"/>
-          <w:sz w:val="21"/>
-          <w:szCs w:val="21"/>
-          <w:lang/>
+        </w:rPr>
+      </w:pPr>
+      <w:r>
+        <w:rPr>
+          <w:rFonts w:ascii="Fira Code" w:eastAsia="Times New Roman" w:hAnsi="Fira Code" w:cs="Fira Code"/>
+          <w:color w:val="DFBF8E"/>
+          <w:sz w:val="21"/>
+          <w:szCs w:val="21"/>
         </w:rPr>
         <w:t xml:space="preserve">a = </w:t>
       </w:r>
@@ -922,7 +823,6 @@
           <w:color w:val="D3869B"/>
           <w:sz w:val="21"/>
           <w:szCs w:val="21"/>
-          <w:lang/>
         </w:rPr>
         <w:t>2.16</w:t>
       </w:r>
@@ -936,16 +836,14 @@
           <w:color w:val="DFBF8E"/>
           <w:sz w:val="21"/>
           <w:szCs w:val="21"/>
-          <w:lang/>
-        </w:rPr>
-      </w:pPr>
-      <w:r>
-        <w:rPr>
-          <w:rFonts w:ascii="Fira Code" w:eastAsia="Times New Roman" w:hAnsi="Fira Code" w:cs="Fira Code"/>
-          <w:color w:val="DFBF8E"/>
-          <w:sz w:val="21"/>
-          <w:szCs w:val="21"/>
-          <w:lang/>
+        </w:rPr>
+      </w:pPr>
+      <w:r>
+        <w:rPr>
+          <w:rFonts w:ascii="Fira Code" w:eastAsia="Times New Roman" w:hAnsi="Fira Code" w:cs="Fira Code"/>
+          <w:color w:val="DFBF8E"/>
+          <w:sz w:val="21"/>
+          <w:szCs w:val="21"/>
         </w:rPr>
         <w:t xml:space="preserve">Da = </w:t>
       </w:r>
@@ -955,7 +853,6 @@
           <w:color w:val="D3869B"/>
           <w:sz w:val="21"/>
           <w:szCs w:val="21"/>
-          <w:lang/>
         </w:rPr>
         <w:t>0.005</w:t>
       </w:r>
@@ -969,16 +866,14 @@
           <w:color w:val="DFBF8E"/>
           <w:sz w:val="21"/>
           <w:szCs w:val="21"/>
-          <w:lang/>
-        </w:rPr>
-      </w:pPr>
-      <w:r>
-        <w:rPr>
-          <w:rFonts w:ascii="Fira Code" w:eastAsia="Times New Roman" w:hAnsi="Fira Code" w:cs="Fira Code"/>
-          <w:color w:val="DFBF8E"/>
-          <w:sz w:val="21"/>
-          <w:szCs w:val="21"/>
-          <w:lang/>
+        </w:rPr>
+      </w:pPr>
+      <w:r>
+        <w:rPr>
+          <w:rFonts w:ascii="Fira Code" w:eastAsia="Times New Roman" w:hAnsi="Fira Code" w:cs="Fira Code"/>
+          <w:color w:val="DFBF8E"/>
+          <w:sz w:val="21"/>
+          <w:szCs w:val="21"/>
         </w:rPr>
         <w:t>da = Da / abs(a)</w:t>
       </w:r>
@@ -992,7 +887,6 @@
           <w:color w:val="DFBF8E"/>
           <w:sz w:val="21"/>
           <w:szCs w:val="21"/>
-          <w:lang/>
         </w:rPr>
       </w:pPr>
     </w:p>
@@ -1005,16 +899,14 @@
           <w:color w:val="DFBF8E"/>
           <w:sz w:val="21"/>
           <w:szCs w:val="21"/>
-          <w:lang/>
-        </w:rPr>
-      </w:pPr>
-      <w:r>
-        <w:rPr>
-          <w:rFonts w:ascii="Fira Code" w:eastAsia="Times New Roman" w:hAnsi="Fira Code" w:cs="Fira Code"/>
-          <w:color w:val="DFBF8E"/>
-          <w:sz w:val="21"/>
-          <w:szCs w:val="21"/>
-          <w:lang/>
+        </w:rPr>
+      </w:pPr>
+      <w:r>
+        <w:rPr>
+          <w:rFonts w:ascii="Fira Code" w:eastAsia="Times New Roman" w:hAnsi="Fira Code" w:cs="Fira Code"/>
+          <w:color w:val="DFBF8E"/>
+          <w:sz w:val="21"/>
+          <w:szCs w:val="21"/>
         </w:rPr>
         <w:t xml:space="preserve">b = </w:t>
       </w:r>
@@ -1024,7 +916,6 @@
           <w:color w:val="D3869B"/>
           <w:sz w:val="21"/>
           <w:szCs w:val="21"/>
-          <w:lang/>
         </w:rPr>
         <w:t>10.163</w:t>
       </w:r>
@@ -1038,16 +929,14 @@
           <w:color w:val="DFBF8E"/>
           <w:sz w:val="21"/>
           <w:szCs w:val="21"/>
-          <w:lang/>
-        </w:rPr>
-      </w:pPr>
-      <w:r>
-        <w:rPr>
-          <w:rFonts w:ascii="Fira Code" w:eastAsia="Times New Roman" w:hAnsi="Fira Code" w:cs="Fira Code"/>
-          <w:color w:val="DFBF8E"/>
-          <w:sz w:val="21"/>
-          <w:szCs w:val="21"/>
-          <w:lang/>
+        </w:rPr>
+      </w:pPr>
+      <w:r>
+        <w:rPr>
+          <w:rFonts w:ascii="Fira Code" w:eastAsia="Times New Roman" w:hAnsi="Fira Code" w:cs="Fira Code"/>
+          <w:color w:val="DFBF8E"/>
+          <w:sz w:val="21"/>
+          <w:szCs w:val="21"/>
         </w:rPr>
         <w:t xml:space="preserve">Db = </w:t>
       </w:r>
@@ -1057,7 +946,6 @@
           <w:color w:val="D3869B"/>
           <w:sz w:val="21"/>
           <w:szCs w:val="21"/>
-          <w:lang/>
         </w:rPr>
         <w:t>0.001</w:t>
       </w:r>
@@ -1071,16 +959,14 @@
           <w:color w:val="DFBF8E"/>
           <w:sz w:val="21"/>
           <w:szCs w:val="21"/>
-          <w:lang/>
-        </w:rPr>
-      </w:pPr>
-      <w:r>
-        <w:rPr>
-          <w:rFonts w:ascii="Fira Code" w:eastAsia="Times New Roman" w:hAnsi="Fira Code" w:cs="Fira Code"/>
-          <w:color w:val="DFBF8E"/>
-          <w:sz w:val="21"/>
-          <w:szCs w:val="21"/>
-          <w:lang/>
+        </w:rPr>
+      </w:pPr>
+      <w:r>
+        <w:rPr>
+          <w:rFonts w:ascii="Fira Code" w:eastAsia="Times New Roman" w:hAnsi="Fira Code" w:cs="Fira Code"/>
+          <w:color w:val="DFBF8E"/>
+          <w:sz w:val="21"/>
+          <w:szCs w:val="21"/>
         </w:rPr>
         <w:t>db = Db / abs(b)</w:t>
       </w:r>
@@ -1094,7 +980,6 @@
           <w:color w:val="DFBF8E"/>
           <w:sz w:val="21"/>
           <w:szCs w:val="21"/>
-          <w:lang/>
         </w:rPr>
       </w:pPr>
     </w:p>
@@ -1107,16 +992,14 @@
           <w:color w:val="DFBF8E"/>
           <w:sz w:val="21"/>
           <w:szCs w:val="21"/>
-          <w:lang/>
-        </w:rPr>
-      </w:pPr>
-      <w:r>
-        <w:rPr>
-          <w:rFonts w:ascii="Fira Code" w:eastAsia="Times New Roman" w:hAnsi="Fira Code" w:cs="Fira Code"/>
-          <w:color w:val="DFBF8E"/>
-          <w:sz w:val="21"/>
-          <w:szCs w:val="21"/>
-          <w:lang/>
+        </w:rPr>
+      </w:pPr>
+      <w:r>
+        <w:rPr>
+          <w:rFonts w:ascii="Fira Code" w:eastAsia="Times New Roman" w:hAnsi="Fira Code" w:cs="Fira Code"/>
+          <w:color w:val="DFBF8E"/>
+          <w:sz w:val="21"/>
+          <w:szCs w:val="21"/>
         </w:rPr>
         <w:t xml:space="preserve">c = </w:t>
       </w:r>
@@ -1126,7 +1009,6 @@
           <w:color w:val="D3869B"/>
           <w:sz w:val="21"/>
           <w:szCs w:val="21"/>
-          <w:lang/>
         </w:rPr>
         <w:t>50.18</w:t>
       </w:r>
@@ -1140,16 +1022,14 @@
           <w:color w:val="DFBF8E"/>
           <w:sz w:val="21"/>
           <w:szCs w:val="21"/>
-          <w:lang/>
-        </w:rPr>
-      </w:pPr>
-      <w:r>
-        <w:rPr>
-          <w:rFonts w:ascii="Fira Code" w:eastAsia="Times New Roman" w:hAnsi="Fira Code" w:cs="Fira Code"/>
-          <w:color w:val="DFBF8E"/>
-          <w:sz w:val="21"/>
-          <w:szCs w:val="21"/>
-          <w:lang/>
+        </w:rPr>
+      </w:pPr>
+      <w:r>
+        <w:rPr>
+          <w:rFonts w:ascii="Fira Code" w:eastAsia="Times New Roman" w:hAnsi="Fira Code" w:cs="Fira Code"/>
+          <w:color w:val="DFBF8E"/>
+          <w:sz w:val="21"/>
+          <w:szCs w:val="21"/>
         </w:rPr>
         <w:t xml:space="preserve">Dc = </w:t>
       </w:r>
@@ -1159,7 +1039,6 @@
           <w:color w:val="D3869B"/>
           <w:sz w:val="21"/>
           <w:szCs w:val="21"/>
-          <w:lang/>
         </w:rPr>
         <w:t>0.02</w:t>
       </w:r>
@@ -1173,16 +1052,14 @@
           <w:color w:val="DFBF8E"/>
           <w:sz w:val="21"/>
           <w:szCs w:val="21"/>
-          <w:lang/>
-        </w:rPr>
-      </w:pPr>
-      <w:r>
-        <w:rPr>
-          <w:rFonts w:ascii="Fira Code" w:eastAsia="Times New Roman" w:hAnsi="Fira Code" w:cs="Fira Code"/>
-          <w:color w:val="DFBF8E"/>
-          <w:sz w:val="21"/>
-          <w:szCs w:val="21"/>
-          <w:lang/>
+        </w:rPr>
+      </w:pPr>
+      <w:r>
+        <w:rPr>
+          <w:rFonts w:ascii="Fira Code" w:eastAsia="Times New Roman" w:hAnsi="Fira Code" w:cs="Fira Code"/>
+          <w:color w:val="DFBF8E"/>
+          <w:sz w:val="21"/>
+          <w:szCs w:val="21"/>
         </w:rPr>
         <w:t>dc = Dc / abs(c)</w:t>
       </w:r>
@@ -1196,7 +1073,6 @@
           <w:color w:val="DFBF8E"/>
           <w:sz w:val="21"/>
           <w:szCs w:val="21"/>
-          <w:lang/>
         </w:rPr>
       </w:pPr>
     </w:p>
@@ -1209,16 +1085,14 @@
           <w:color w:val="DFBF8E"/>
           <w:sz w:val="21"/>
           <w:szCs w:val="21"/>
-          <w:lang/>
-        </w:rPr>
-      </w:pPr>
-      <w:r>
-        <w:rPr>
-          <w:rFonts w:ascii="Fira Code" w:eastAsia="Times New Roman" w:hAnsi="Fira Code" w:cs="Fira Code"/>
-          <w:color w:val="DFBF8E"/>
-          <w:sz w:val="21"/>
-          <w:szCs w:val="21"/>
-          <w:lang/>
+        </w:rPr>
+      </w:pPr>
+      <w:r>
+        <w:rPr>
+          <w:rFonts w:ascii="Fira Code" w:eastAsia="Times New Roman" w:hAnsi="Fira Code" w:cs="Fira Code"/>
+          <w:color w:val="DFBF8E"/>
+          <w:sz w:val="21"/>
+          <w:szCs w:val="21"/>
         </w:rPr>
         <w:t xml:space="preserve">x = ( a * b ) / ( c ** ( </w:t>
       </w:r>
@@ -1228,7 +1102,6 @@
           <w:color w:val="D3869B"/>
           <w:sz w:val="21"/>
           <w:szCs w:val="21"/>
-          <w:lang/>
         </w:rPr>
         <w:t>1</w:t>
       </w:r>
@@ -1238,7 +1111,6 @@
           <w:color w:val="DFBF8E"/>
           <w:sz w:val="21"/>
           <w:szCs w:val="21"/>
-          <w:lang/>
         </w:rPr>
         <w:t xml:space="preserve"> / </w:t>
       </w:r>
@@ -1248,7 +1120,6 @@
           <w:color w:val="D3869B"/>
           <w:sz w:val="21"/>
           <w:szCs w:val="21"/>
-          <w:lang/>
         </w:rPr>
         <w:t>2</w:t>
       </w:r>
@@ -1258,7 +1129,6 @@
           <w:color w:val="DFBF8E"/>
           <w:sz w:val="21"/>
           <w:szCs w:val="21"/>
-          <w:lang/>
         </w:rPr>
         <w:t xml:space="preserve"> ) )</w:t>
       </w:r>
@@ -1272,16 +1142,14 @@
           <w:color w:val="DFBF8E"/>
           <w:sz w:val="21"/>
           <w:szCs w:val="21"/>
-          <w:lang/>
-        </w:rPr>
-      </w:pPr>
-      <w:r>
-        <w:rPr>
-          <w:rFonts w:ascii="Fira Code" w:eastAsia="Times New Roman" w:hAnsi="Fira Code" w:cs="Fira Code"/>
-          <w:color w:val="DFBF8E"/>
-          <w:sz w:val="21"/>
-          <w:szCs w:val="21"/>
-          <w:lang/>
+        </w:rPr>
+      </w:pPr>
+      <w:r>
+        <w:rPr>
+          <w:rFonts w:ascii="Fira Code" w:eastAsia="Times New Roman" w:hAnsi="Fira Code" w:cs="Fira Code"/>
+          <w:color w:val="DFBF8E"/>
+          <w:sz w:val="21"/>
+          <w:szCs w:val="21"/>
         </w:rPr>
         <w:t xml:space="preserve">dx = da + db + ( dc / </w:t>
       </w:r>
@@ -1291,7 +1159,6 @@
           <w:color w:val="D3869B"/>
           <w:sz w:val="21"/>
           <w:szCs w:val="21"/>
-          <w:lang/>
         </w:rPr>
         <w:t>2</w:t>
       </w:r>
@@ -1301,7 +1168,6 @@
           <w:color w:val="DFBF8E"/>
           <w:sz w:val="21"/>
           <w:szCs w:val="21"/>
-          <w:lang/>
         </w:rPr>
         <w:t xml:space="preserve"> )</w:t>
       </w:r>
@@ -1315,16 +1181,14 @@
           <w:color w:val="DFBF8E"/>
           <w:sz w:val="21"/>
           <w:szCs w:val="21"/>
-          <w:lang/>
-        </w:rPr>
-      </w:pPr>
-      <w:r>
-        <w:rPr>
-          <w:rFonts w:ascii="Fira Code" w:eastAsia="Times New Roman" w:hAnsi="Fira Code" w:cs="Fira Code"/>
-          <w:color w:val="DFBF8E"/>
-          <w:sz w:val="21"/>
-          <w:szCs w:val="21"/>
-          <w:lang/>
+        </w:rPr>
+      </w:pPr>
+      <w:r>
+        <w:rPr>
+          <w:rFonts w:ascii="Fira Code" w:eastAsia="Times New Roman" w:hAnsi="Fira Code" w:cs="Fira Code"/>
+          <w:color w:val="DFBF8E"/>
+          <w:sz w:val="21"/>
+          <w:szCs w:val="21"/>
         </w:rPr>
         <w:t>Dx = dx * abs(x)</w:t>
       </w:r>
@@ -1338,7 +1202,6 @@
           <w:color w:val="DFBF8E"/>
           <w:sz w:val="21"/>
           <w:szCs w:val="21"/>
-          <w:lang/>
         </w:rPr>
       </w:pPr>
     </w:p>
@@ -1351,16 +1214,14 @@
           <w:color w:val="DFBF8E"/>
           <w:sz w:val="21"/>
           <w:szCs w:val="21"/>
-          <w:lang/>
-        </w:rPr>
-      </w:pPr>
-      <w:r>
-        <w:rPr>
-          <w:rFonts w:ascii="Fira Code" w:eastAsia="Times New Roman" w:hAnsi="Fira Code" w:cs="Fira Code"/>
-          <w:color w:val="DFBF8E"/>
-          <w:sz w:val="21"/>
-          <w:szCs w:val="21"/>
-          <w:lang/>
+        </w:rPr>
+      </w:pPr>
+      <w:r>
+        <w:rPr>
+          <w:rFonts w:ascii="Fira Code" w:eastAsia="Times New Roman" w:hAnsi="Fira Code" w:cs="Fira Code"/>
+          <w:color w:val="DFBF8E"/>
+          <w:sz w:val="21"/>
+          <w:szCs w:val="21"/>
         </w:rPr>
         <w:t>print(</w:t>
       </w:r>
@@ -1370,7 +1231,6 @@
           <w:color w:val="D69617"/>
           <w:sz w:val="21"/>
           <w:szCs w:val="21"/>
-          <w:lang/>
         </w:rPr>
         <w:t>f</w:t>
       </w:r>
@@ -1380,7 +1240,6 @@
           <w:color w:val="8B9553"/>
           <w:sz w:val="21"/>
           <w:szCs w:val="21"/>
-          <w:lang/>
         </w:rPr>
         <w:t xml:space="preserve">"X = </w:t>
       </w:r>
@@ -1390,7 +1249,6 @@
           <w:color w:val="DFBF8E"/>
           <w:sz w:val="21"/>
           <w:szCs w:val="21"/>
-          <w:lang/>
         </w:rPr>
         <w:t>{x}</w:t>
       </w:r>
@@ -1400,7 +1258,6 @@
           <w:color w:val="8B9553"/>
           <w:sz w:val="21"/>
           <w:szCs w:val="21"/>
-          <w:lang/>
         </w:rPr>
         <w:t xml:space="preserve">, Dx = </w:t>
       </w:r>
@@ -1410,7 +1267,6 @@
           <w:color w:val="DFBF8E"/>
           <w:sz w:val="21"/>
           <w:szCs w:val="21"/>
-          <w:lang/>
         </w:rPr>
         <w:t>{Dx}</w:t>
       </w:r>
@@ -1420,7 +1276,6 @@
           <w:color w:val="8B9553"/>
           <w:sz w:val="21"/>
           <w:szCs w:val="21"/>
-          <w:lang/>
         </w:rPr>
         <w:t xml:space="preserve">, dx = </w:t>
       </w:r>
@@ -1430,7 +1285,6 @@
           <w:color w:val="DFBF8E"/>
           <w:sz w:val="21"/>
           <w:szCs w:val="21"/>
-          <w:lang/>
         </w:rPr>
         <w:t>{dx}</w:t>
       </w:r>
@@ -1440,7 +1294,6 @@
           <w:color w:val="8B9553"/>
           <w:sz w:val="21"/>
           <w:szCs w:val="21"/>
-          <w:lang/>
         </w:rPr>
         <w:t>"</w:t>
       </w:r>
@@ -1450,7 +1303,6 @@
           <w:color w:val="DFBF8E"/>
           <w:sz w:val="21"/>
           <w:szCs w:val="21"/>
-          <w:lang/>
         </w:rPr>
         <w:t>)</w:t>
       </w:r>
@@ -1493,16 +1345,14 @@
           <w:color w:val="DFBF8E"/>
           <w:sz w:val="21"/>
           <w:szCs w:val="21"/>
-          <w:lang/>
-        </w:rPr>
-      </w:pPr>
-      <w:r>
-        <w:rPr>
-          <w:rFonts w:ascii="Fira Code" w:eastAsia="Times New Roman" w:hAnsi="Fira Code" w:cs="Fira Code"/>
-          <w:color w:val="DFBF8E"/>
-          <w:sz w:val="21"/>
-          <w:szCs w:val="21"/>
-          <w:lang/>
+        </w:rPr>
+      </w:pPr>
+      <w:r>
+        <w:rPr>
+          <w:rFonts w:ascii="Fira Code" w:eastAsia="Times New Roman" w:hAnsi="Fira Code" w:cs="Fira Code"/>
+          <w:color w:val="DFBF8E"/>
+          <w:sz w:val="21"/>
+          <w:szCs w:val="21"/>
         </w:rPr>
         <w:t xml:space="preserve">a = </w:t>
       </w:r>
@@ -1512,7 +1362,6 @@
           <w:color w:val="D3869B"/>
           <w:sz w:val="21"/>
           <w:szCs w:val="21"/>
-          <w:lang/>
         </w:rPr>
         <w:t>10.5</w:t>
       </w:r>
@@ -1522,7 +1371,6 @@
           <w:color w:val="DFBF8E"/>
           <w:sz w:val="21"/>
           <w:szCs w:val="21"/>
-          <w:lang/>
         </w:rPr>
         <w:t xml:space="preserve"> </w:t>
       </w:r>
@@ -1536,16 +1384,14 @@
           <w:color w:val="DFBF8E"/>
           <w:sz w:val="21"/>
           <w:szCs w:val="21"/>
-          <w:lang/>
-        </w:rPr>
-      </w:pPr>
-      <w:r>
-        <w:rPr>
-          <w:rFonts w:ascii="Fira Code" w:eastAsia="Times New Roman" w:hAnsi="Fira Code" w:cs="Fira Code"/>
-          <w:color w:val="DFBF8E"/>
-          <w:sz w:val="21"/>
-          <w:szCs w:val="21"/>
-          <w:lang/>
+        </w:rPr>
+      </w:pPr>
+      <w:r>
+        <w:rPr>
+          <w:rFonts w:ascii="Fira Code" w:eastAsia="Times New Roman" w:hAnsi="Fira Code" w:cs="Fira Code"/>
+          <w:color w:val="DFBF8E"/>
+          <w:sz w:val="21"/>
+          <w:szCs w:val="21"/>
         </w:rPr>
         <w:t xml:space="preserve">Da = </w:t>
       </w:r>
@@ -1555,7 +1401,6 @@
           <w:color w:val="D3869B"/>
           <w:sz w:val="21"/>
           <w:szCs w:val="21"/>
-          <w:lang/>
         </w:rPr>
         <w:t>0.01</w:t>
       </w:r>
@@ -1569,16 +1414,14 @@
           <w:color w:val="DFBF8E"/>
           <w:sz w:val="21"/>
           <w:szCs w:val="21"/>
-          <w:lang/>
-        </w:rPr>
-      </w:pPr>
-      <w:r>
-        <w:rPr>
-          <w:rFonts w:ascii="Fira Code" w:eastAsia="Times New Roman" w:hAnsi="Fira Code" w:cs="Fira Code"/>
-          <w:color w:val="DFBF8E"/>
-          <w:sz w:val="21"/>
-          <w:szCs w:val="21"/>
-          <w:lang/>
+        </w:rPr>
+      </w:pPr>
+      <w:r>
+        <w:rPr>
+          <w:rFonts w:ascii="Fira Code" w:eastAsia="Times New Roman" w:hAnsi="Fira Code" w:cs="Fira Code"/>
+          <w:color w:val="DFBF8E"/>
+          <w:sz w:val="21"/>
+          <w:szCs w:val="21"/>
         </w:rPr>
         <w:t>da = Da / abs(a)</w:t>
       </w:r>
@@ -1592,7 +1435,6 @@
           <w:color w:val="DFBF8E"/>
           <w:sz w:val="21"/>
           <w:szCs w:val="21"/>
-          <w:lang/>
         </w:rPr>
       </w:pPr>
     </w:p>
@@ -1605,16 +1447,14 @@
           <w:color w:val="DFBF8E"/>
           <w:sz w:val="21"/>
           <w:szCs w:val="21"/>
-          <w:lang/>
-        </w:rPr>
-      </w:pPr>
-      <w:r>
-        <w:rPr>
-          <w:rFonts w:ascii="Fira Code" w:eastAsia="Times New Roman" w:hAnsi="Fira Code" w:cs="Fira Code"/>
-          <w:color w:val="DFBF8E"/>
-          <w:sz w:val="21"/>
-          <w:szCs w:val="21"/>
-          <w:lang/>
+        </w:rPr>
+      </w:pPr>
+      <w:r>
+        <w:rPr>
+          <w:rFonts w:ascii="Fira Code" w:eastAsia="Times New Roman" w:hAnsi="Fira Code" w:cs="Fira Code"/>
+          <w:color w:val="DFBF8E"/>
+          <w:sz w:val="21"/>
+          <w:szCs w:val="21"/>
         </w:rPr>
         <w:t xml:space="preserve">b = </w:t>
       </w:r>
@@ -1624,7 +1464,6 @@
           <w:color w:val="D3869B"/>
           <w:sz w:val="21"/>
           <w:szCs w:val="21"/>
-          <w:lang/>
         </w:rPr>
         <w:t>3.5</w:t>
       </w:r>
@@ -1638,16 +1477,14 @@
           <w:color w:val="DFBF8E"/>
           <w:sz w:val="21"/>
           <w:szCs w:val="21"/>
-          <w:lang/>
-        </w:rPr>
-      </w:pPr>
-      <w:r>
-        <w:rPr>
-          <w:rFonts w:ascii="Fira Code" w:eastAsia="Times New Roman" w:hAnsi="Fira Code" w:cs="Fira Code"/>
-          <w:color w:val="DFBF8E"/>
-          <w:sz w:val="21"/>
-          <w:szCs w:val="21"/>
-          <w:lang/>
+        </w:rPr>
+      </w:pPr>
+      <w:r>
+        <w:rPr>
+          <w:rFonts w:ascii="Fira Code" w:eastAsia="Times New Roman" w:hAnsi="Fira Code" w:cs="Fira Code"/>
+          <w:color w:val="DFBF8E"/>
+          <w:sz w:val="21"/>
+          <w:szCs w:val="21"/>
         </w:rPr>
         <w:t xml:space="preserve">Db = </w:t>
       </w:r>
@@ -1657,7 +1494,6 @@
           <w:color w:val="D3869B"/>
           <w:sz w:val="21"/>
           <w:szCs w:val="21"/>
-          <w:lang/>
         </w:rPr>
         <w:t>0.04</w:t>
       </w:r>
@@ -1671,16 +1507,14 @@
           <w:color w:val="DFBF8E"/>
           <w:sz w:val="21"/>
           <w:szCs w:val="21"/>
-          <w:lang/>
-        </w:rPr>
-      </w:pPr>
-      <w:r>
-        <w:rPr>
-          <w:rFonts w:ascii="Fira Code" w:eastAsia="Times New Roman" w:hAnsi="Fira Code" w:cs="Fira Code"/>
-          <w:color w:val="DFBF8E"/>
-          <w:sz w:val="21"/>
-          <w:szCs w:val="21"/>
-          <w:lang/>
+        </w:rPr>
+      </w:pPr>
+      <w:r>
+        <w:rPr>
+          <w:rFonts w:ascii="Fira Code" w:eastAsia="Times New Roman" w:hAnsi="Fira Code" w:cs="Fira Code"/>
+          <w:color w:val="DFBF8E"/>
+          <w:sz w:val="21"/>
+          <w:szCs w:val="21"/>
         </w:rPr>
         <w:t>db = Db / abs(b)</w:t>
       </w:r>
@@ -1694,7 +1528,6 @@
           <w:color w:val="DFBF8E"/>
           <w:sz w:val="21"/>
           <w:szCs w:val="21"/>
-          <w:lang/>
         </w:rPr>
       </w:pPr>
     </w:p>
@@ -1707,16 +1540,14 @@
           <w:color w:val="DFBF8E"/>
           <w:sz w:val="21"/>
           <w:szCs w:val="21"/>
-          <w:lang/>
-        </w:rPr>
-      </w:pPr>
-      <w:r>
-        <w:rPr>
-          <w:rFonts w:ascii="Fira Code" w:eastAsia="Times New Roman" w:hAnsi="Fira Code" w:cs="Fira Code"/>
-          <w:color w:val="DFBF8E"/>
-          <w:sz w:val="21"/>
-          <w:szCs w:val="21"/>
-          <w:lang/>
+        </w:rPr>
+      </w:pPr>
+      <w:r>
+        <w:rPr>
+          <w:rFonts w:ascii="Fira Code" w:eastAsia="Times New Roman" w:hAnsi="Fira Code" w:cs="Fira Code"/>
+          <w:color w:val="DFBF8E"/>
+          <w:sz w:val="21"/>
+          <w:szCs w:val="21"/>
         </w:rPr>
         <w:t xml:space="preserve">m = </w:t>
       </w:r>
@@ -1726,7 +1557,6 @@
           <w:color w:val="D3869B"/>
           <w:sz w:val="21"/>
           <w:szCs w:val="21"/>
-          <w:lang/>
         </w:rPr>
         <w:t>4.26</w:t>
       </w:r>
@@ -1740,16 +1570,14 @@
           <w:color w:val="DFBF8E"/>
           <w:sz w:val="21"/>
           <w:szCs w:val="21"/>
-          <w:lang/>
-        </w:rPr>
-      </w:pPr>
-      <w:r>
-        <w:rPr>
-          <w:rFonts w:ascii="Fira Code" w:eastAsia="Times New Roman" w:hAnsi="Fira Code" w:cs="Fira Code"/>
-          <w:color w:val="DFBF8E"/>
-          <w:sz w:val="21"/>
-          <w:szCs w:val="21"/>
-          <w:lang/>
+        </w:rPr>
+      </w:pPr>
+      <w:r>
+        <w:rPr>
+          <w:rFonts w:ascii="Fira Code" w:eastAsia="Times New Roman" w:hAnsi="Fira Code" w:cs="Fira Code"/>
+          <w:color w:val="DFBF8E"/>
+          <w:sz w:val="21"/>
+          <w:szCs w:val="21"/>
         </w:rPr>
         <w:t xml:space="preserve">Dm = </w:t>
       </w:r>
@@ -1759,7 +1587,6 @@
           <w:color w:val="D3869B"/>
           <w:sz w:val="21"/>
           <w:szCs w:val="21"/>
-          <w:lang/>
         </w:rPr>
         <w:t>0.001</w:t>
       </w:r>
@@ -1773,16 +1600,14 @@
           <w:color w:val="DFBF8E"/>
           <w:sz w:val="21"/>
           <w:szCs w:val="21"/>
-          <w:lang/>
-        </w:rPr>
-      </w:pPr>
-      <w:r>
-        <w:rPr>
-          <w:rFonts w:ascii="Fira Code" w:eastAsia="Times New Roman" w:hAnsi="Fira Code" w:cs="Fira Code"/>
-          <w:color w:val="DFBF8E"/>
-          <w:sz w:val="21"/>
-          <w:szCs w:val="21"/>
-          <w:lang/>
+        </w:rPr>
+      </w:pPr>
+      <w:r>
+        <w:rPr>
+          <w:rFonts w:ascii="Fira Code" w:eastAsia="Times New Roman" w:hAnsi="Fira Code" w:cs="Fira Code"/>
+          <w:color w:val="DFBF8E"/>
+          <w:sz w:val="21"/>
+          <w:szCs w:val="21"/>
         </w:rPr>
         <w:t>dm = Dm / abs(m)</w:t>
       </w:r>
@@ -1796,7 +1621,6 @@
           <w:color w:val="DFBF8E"/>
           <w:sz w:val="21"/>
           <w:szCs w:val="21"/>
-          <w:lang/>
         </w:rPr>
       </w:pPr>
     </w:p>
@@ -1809,16 +1633,14 @@
           <w:color w:val="DFBF8E"/>
           <w:sz w:val="21"/>
           <w:szCs w:val="21"/>
-          <w:lang/>
-        </w:rPr>
-      </w:pPr>
-      <w:r>
-        <w:rPr>
-          <w:rFonts w:ascii="Fira Code" w:eastAsia="Times New Roman" w:hAnsi="Fira Code" w:cs="Fira Code"/>
-          <w:color w:val="DFBF8E"/>
-          <w:sz w:val="21"/>
-          <w:szCs w:val="21"/>
-          <w:lang/>
+        </w:rPr>
+      </w:pPr>
+      <w:r>
+        <w:rPr>
+          <w:rFonts w:ascii="Fira Code" w:eastAsia="Times New Roman" w:hAnsi="Fira Code" w:cs="Fira Code"/>
+          <w:color w:val="DFBF8E"/>
+          <w:sz w:val="21"/>
+          <w:szCs w:val="21"/>
         </w:rPr>
         <w:t xml:space="preserve">c = </w:t>
       </w:r>
@@ -1828,7 +1650,6 @@
           <w:color w:val="D3869B"/>
           <w:sz w:val="21"/>
           <w:szCs w:val="21"/>
-          <w:lang/>
         </w:rPr>
         <w:t>34.2</w:t>
       </w:r>
@@ -1842,16 +1663,14 @@
           <w:color w:val="DFBF8E"/>
           <w:sz w:val="21"/>
           <w:szCs w:val="21"/>
-          <w:lang/>
-        </w:rPr>
-      </w:pPr>
-      <w:r>
-        <w:rPr>
-          <w:rFonts w:ascii="Fira Code" w:eastAsia="Times New Roman" w:hAnsi="Fira Code" w:cs="Fira Code"/>
-          <w:color w:val="DFBF8E"/>
-          <w:sz w:val="21"/>
-          <w:szCs w:val="21"/>
-          <w:lang/>
+        </w:rPr>
+      </w:pPr>
+      <w:r>
+        <w:rPr>
+          <w:rFonts w:ascii="Fira Code" w:eastAsia="Times New Roman" w:hAnsi="Fira Code" w:cs="Fira Code"/>
+          <w:color w:val="DFBF8E"/>
+          <w:sz w:val="21"/>
+          <w:szCs w:val="21"/>
         </w:rPr>
         <w:t xml:space="preserve">Dc = </w:t>
       </w:r>
@@ -1861,7 +1680,6 @@
           <w:color w:val="D3869B"/>
           <w:sz w:val="21"/>
           <w:szCs w:val="21"/>
-          <w:lang/>
         </w:rPr>
         <w:t>0.01</w:t>
       </w:r>
@@ -1875,16 +1693,14 @@
           <w:color w:val="DFBF8E"/>
           <w:sz w:val="21"/>
           <w:szCs w:val="21"/>
-          <w:lang/>
-        </w:rPr>
-      </w:pPr>
-      <w:r>
-        <w:rPr>
-          <w:rFonts w:ascii="Fira Code" w:eastAsia="Times New Roman" w:hAnsi="Fira Code" w:cs="Fira Code"/>
-          <w:color w:val="DFBF8E"/>
-          <w:sz w:val="21"/>
-          <w:szCs w:val="21"/>
-          <w:lang/>
+        </w:rPr>
+      </w:pPr>
+      <w:r>
+        <w:rPr>
+          <w:rFonts w:ascii="Fira Code" w:eastAsia="Times New Roman" w:hAnsi="Fira Code" w:cs="Fira Code"/>
+          <w:color w:val="DFBF8E"/>
+          <w:sz w:val="21"/>
+          <w:szCs w:val="21"/>
         </w:rPr>
         <w:lastRenderedPageBreak/>
         <w:t>dc = Dc / abs(c)</w:t>
@@ -1899,7 +1715,6 @@
           <w:color w:val="DFBF8E"/>
           <w:sz w:val="21"/>
           <w:szCs w:val="21"/>
-          <w:lang/>
         </w:rPr>
       </w:pPr>
     </w:p>
@@ -1912,16 +1727,14 @@
           <w:color w:val="DFBF8E"/>
           <w:sz w:val="21"/>
           <w:szCs w:val="21"/>
-          <w:lang/>
-        </w:rPr>
-      </w:pPr>
-      <w:r>
-        <w:rPr>
-          <w:rFonts w:ascii="Fira Code" w:eastAsia="Times New Roman" w:hAnsi="Fira Code" w:cs="Fira Code"/>
-          <w:color w:val="DFBF8E"/>
-          <w:sz w:val="21"/>
-          <w:szCs w:val="21"/>
-          <w:lang/>
+        </w:rPr>
+      </w:pPr>
+      <w:r>
+        <w:rPr>
+          <w:rFonts w:ascii="Fira Code" w:eastAsia="Times New Roman" w:hAnsi="Fira Code" w:cs="Fira Code"/>
+          <w:color w:val="DFBF8E"/>
+          <w:sz w:val="21"/>
+          <w:szCs w:val="21"/>
         </w:rPr>
         <w:t xml:space="preserve">d = </w:t>
       </w:r>
@@ -1931,7 +1744,6 @@
           <w:color w:val="D3869B"/>
           <w:sz w:val="21"/>
           <w:szCs w:val="21"/>
-          <w:lang/>
         </w:rPr>
         <w:t>23.723</w:t>
       </w:r>
@@ -1945,16 +1757,14 @@
           <w:color w:val="DFBF8E"/>
           <w:sz w:val="21"/>
           <w:szCs w:val="21"/>
-          <w:lang/>
-        </w:rPr>
-      </w:pPr>
-      <w:r>
-        <w:rPr>
-          <w:rFonts w:ascii="Fira Code" w:eastAsia="Times New Roman" w:hAnsi="Fira Code" w:cs="Fira Code"/>
-          <w:color w:val="DFBF8E"/>
-          <w:sz w:val="21"/>
-          <w:szCs w:val="21"/>
-          <w:lang/>
+        </w:rPr>
+      </w:pPr>
+      <w:r>
+        <w:rPr>
+          <w:rFonts w:ascii="Fira Code" w:eastAsia="Times New Roman" w:hAnsi="Fira Code" w:cs="Fira Code"/>
+          <w:color w:val="DFBF8E"/>
+          <w:sz w:val="21"/>
+          <w:szCs w:val="21"/>
         </w:rPr>
         <w:t xml:space="preserve">Dd = </w:t>
       </w:r>
@@ -1964,7 +1774,6 @@
           <w:color w:val="D3869B"/>
           <w:sz w:val="21"/>
           <w:szCs w:val="21"/>
-          <w:lang/>
         </w:rPr>
         <w:t>0.002</w:t>
       </w:r>
@@ -1978,16 +1787,14 @@
           <w:color w:val="DFBF8E"/>
           <w:sz w:val="21"/>
           <w:szCs w:val="21"/>
-          <w:lang/>
-        </w:rPr>
-      </w:pPr>
-      <w:r>
-        <w:rPr>
-          <w:rFonts w:ascii="Fira Code" w:eastAsia="Times New Roman" w:hAnsi="Fira Code" w:cs="Fira Code"/>
-          <w:color w:val="DFBF8E"/>
-          <w:sz w:val="21"/>
-          <w:szCs w:val="21"/>
-          <w:lang/>
+        </w:rPr>
+      </w:pPr>
+      <w:r>
+        <w:rPr>
+          <w:rFonts w:ascii="Fira Code" w:eastAsia="Times New Roman" w:hAnsi="Fira Code" w:cs="Fira Code"/>
+          <w:color w:val="DFBF8E"/>
+          <w:sz w:val="21"/>
+          <w:szCs w:val="21"/>
         </w:rPr>
         <w:t>dd  = Dd / abs(d)</w:t>
       </w:r>
@@ -2001,7 +1808,6 @@
           <w:color w:val="DFBF8E"/>
           <w:sz w:val="21"/>
           <w:szCs w:val="21"/>
-          <w:lang/>
         </w:rPr>
       </w:pPr>
     </w:p>
@@ -2014,16 +1820,14 @@
           <w:color w:val="DFBF8E"/>
           <w:sz w:val="21"/>
           <w:szCs w:val="21"/>
-          <w:lang/>
-        </w:rPr>
-      </w:pPr>
-      <w:r>
-        <w:rPr>
-          <w:rFonts w:ascii="Fira Code" w:eastAsia="Times New Roman" w:hAnsi="Fira Code" w:cs="Fira Code"/>
-          <w:color w:val="DFBF8E"/>
-          <w:sz w:val="21"/>
-          <w:szCs w:val="21"/>
-          <w:lang/>
+        </w:rPr>
+      </w:pPr>
+      <w:r>
+        <w:rPr>
+          <w:rFonts w:ascii="Fira Code" w:eastAsia="Times New Roman" w:hAnsi="Fira Code" w:cs="Fira Code"/>
+          <w:color w:val="DFBF8E"/>
+          <w:sz w:val="21"/>
+          <w:szCs w:val="21"/>
         </w:rPr>
         <w:t xml:space="preserve">x = ( ( m ** </w:t>
       </w:r>
@@ -2033,7 +1837,6 @@
           <w:color w:val="D3869B"/>
           <w:sz w:val="21"/>
           <w:szCs w:val="21"/>
-          <w:lang/>
         </w:rPr>
         <w:t>3</w:t>
       </w:r>
@@ -2043,7 +1846,6 @@
           <w:color w:val="DFBF8E"/>
           <w:sz w:val="21"/>
           <w:szCs w:val="21"/>
-          <w:lang/>
         </w:rPr>
         <w:t xml:space="preserve"> ) * (a + b) ) / (c + d)</w:t>
       </w:r>
@@ -2057,16 +1859,14 @@
           <w:color w:val="DFBF8E"/>
           <w:sz w:val="21"/>
           <w:szCs w:val="21"/>
-          <w:lang/>
-        </w:rPr>
-      </w:pPr>
-      <w:r>
-        <w:rPr>
-          <w:rFonts w:ascii="Fira Code" w:eastAsia="Times New Roman" w:hAnsi="Fira Code" w:cs="Fira Code"/>
-          <w:color w:val="DFBF8E"/>
-          <w:sz w:val="21"/>
-          <w:szCs w:val="21"/>
-          <w:lang/>
+        </w:rPr>
+      </w:pPr>
+      <w:r>
+        <w:rPr>
+          <w:rFonts w:ascii="Fira Code" w:eastAsia="Times New Roman" w:hAnsi="Fira Code" w:cs="Fira Code"/>
+          <w:color w:val="DFBF8E"/>
+          <w:sz w:val="21"/>
+          <w:szCs w:val="21"/>
         </w:rPr>
         <w:t>dx = ((</w:t>
       </w:r>
@@ -2076,7 +1876,6 @@
           <w:color w:val="D3869B"/>
           <w:sz w:val="21"/>
           <w:szCs w:val="21"/>
-          <w:lang/>
         </w:rPr>
         <w:t>3</w:t>
       </w:r>
@@ -2086,7 +1885,6 @@
           <w:color w:val="DFBF8E"/>
           <w:sz w:val="21"/>
           <w:szCs w:val="21"/>
-          <w:lang/>
         </w:rPr>
         <w:t xml:space="preserve"> * dm) + ((a * da + b * db) </w:t>
       </w:r>
@@ -2106,7 +1904,6 @@
           <w:color w:val="DFBF8E"/>
           <w:sz w:val="21"/>
           <w:szCs w:val="21"/>
-          <w:lang/>
         </w:rPr>
         <w:t xml:space="preserve"> (a + b))) </w:t>
       </w:r>
@@ -2126,7 +1923,6 @@
           <w:color w:val="DFBF8E"/>
           <w:sz w:val="21"/>
           <w:szCs w:val="21"/>
-          <w:lang/>
         </w:rPr>
         <w:t xml:space="preserve"> ((c * dc + d * dd) / (d + c))</w:t>
       </w:r>
@@ -2140,16 +1936,14 @@
           <w:color w:val="DFBF8E"/>
           <w:sz w:val="21"/>
           <w:szCs w:val="21"/>
-          <w:lang/>
-        </w:rPr>
-      </w:pPr>
-      <w:r>
-        <w:rPr>
-          <w:rFonts w:ascii="Fira Code" w:eastAsia="Times New Roman" w:hAnsi="Fira Code" w:cs="Fira Code"/>
-          <w:color w:val="DFBF8E"/>
-          <w:sz w:val="21"/>
-          <w:szCs w:val="21"/>
-          <w:lang/>
+        </w:rPr>
+      </w:pPr>
+      <w:r>
+        <w:rPr>
+          <w:rFonts w:ascii="Fira Code" w:eastAsia="Times New Roman" w:hAnsi="Fira Code" w:cs="Fira Code"/>
+          <w:color w:val="DFBF8E"/>
+          <w:sz w:val="21"/>
+          <w:szCs w:val="21"/>
         </w:rPr>
         <w:t>Dx = dx * abs(x)</w:t>
       </w:r>
@@ -2163,7 +1957,6 @@
           <w:color w:val="DFBF8E"/>
           <w:sz w:val="21"/>
           <w:szCs w:val="21"/>
-          <w:lang/>
         </w:rPr>
       </w:pPr>
     </w:p>
@@ -2176,16 +1969,14 @@
           <w:color w:val="DFBF8E"/>
           <w:sz w:val="21"/>
           <w:szCs w:val="21"/>
-          <w:lang/>
-        </w:rPr>
-      </w:pPr>
-      <w:r>
-        <w:rPr>
-          <w:rFonts w:ascii="Fira Code" w:eastAsia="Times New Roman" w:hAnsi="Fira Code" w:cs="Fira Code"/>
-          <w:color w:val="DFBF8E"/>
-          <w:sz w:val="21"/>
-          <w:szCs w:val="21"/>
-          <w:lang/>
+        </w:rPr>
+      </w:pPr>
+      <w:r>
+        <w:rPr>
+          <w:rFonts w:ascii="Fira Code" w:eastAsia="Times New Roman" w:hAnsi="Fira Code" w:cs="Fira Code"/>
+          <w:color w:val="DFBF8E"/>
+          <w:sz w:val="21"/>
+          <w:szCs w:val="21"/>
         </w:rPr>
         <w:t>print(</w:t>
       </w:r>
@@ -2195,7 +1986,6 @@
           <w:color w:val="D69617"/>
           <w:sz w:val="21"/>
           <w:szCs w:val="21"/>
-          <w:lang/>
         </w:rPr>
         <w:t>f</w:t>
       </w:r>
@@ -2205,7 +1995,6 @@
           <w:color w:val="8B9553"/>
           <w:sz w:val="21"/>
           <w:szCs w:val="21"/>
-          <w:lang/>
         </w:rPr>
         <w:t xml:space="preserve">"X = </w:t>
       </w:r>
@@ -2215,7 +2004,6 @@
           <w:color w:val="DFBF8E"/>
           <w:sz w:val="21"/>
           <w:szCs w:val="21"/>
-          <w:lang/>
         </w:rPr>
         <w:t>{x}</w:t>
       </w:r>
@@ -2225,7 +2013,6 @@
           <w:color w:val="8B9553"/>
           <w:sz w:val="21"/>
           <w:szCs w:val="21"/>
-          <w:lang/>
         </w:rPr>
         <w:t xml:space="preserve">, Dx = </w:t>
       </w:r>
@@ -2235,7 +2022,6 @@
           <w:color w:val="DFBF8E"/>
           <w:sz w:val="21"/>
           <w:szCs w:val="21"/>
-          <w:lang/>
         </w:rPr>
         <w:t>{Dx}</w:t>
       </w:r>
@@ -2245,7 +2031,6 @@
           <w:color w:val="8B9553"/>
           <w:sz w:val="21"/>
           <w:szCs w:val="21"/>
-          <w:lang/>
         </w:rPr>
         <w:t xml:space="preserve">, dx = </w:t>
       </w:r>
@@ -2255,7 +2040,6 @@
           <w:color w:val="DFBF8E"/>
           <w:sz w:val="21"/>
           <w:szCs w:val="21"/>
-          <w:lang/>
         </w:rPr>
         <w:t>{dx}</w:t>
       </w:r>
@@ -2265,7 +2049,6 @@
           <w:color w:val="8B9553"/>
           <w:sz w:val="21"/>
           <w:szCs w:val="21"/>
-          <w:lang/>
         </w:rPr>
         <w:t>"</w:t>
       </w:r>
@@ -2275,7 +2058,6 @@
           <w:color w:val="DFBF8E"/>
           <w:sz w:val="21"/>
           <w:szCs w:val="21"/>
-          <w:lang/>
         </w:rPr>
         <w:t>)</w:t>
       </w:r>
@@ -2318,16 +2100,14 @@
           <w:color w:val="DFBF8E"/>
           <w:sz w:val="21"/>
           <w:szCs w:val="21"/>
-          <w:lang/>
-        </w:rPr>
-      </w:pPr>
-      <w:r>
-        <w:rPr>
-          <w:rFonts w:ascii="Fira Code" w:eastAsia="Times New Roman" w:hAnsi="Fira Code" w:cs="Fira Code"/>
-          <w:color w:val="DFBF8E"/>
-          <w:sz w:val="21"/>
-          <w:szCs w:val="21"/>
-          <w:lang/>
+        </w:rPr>
+      </w:pPr>
+      <w:r>
+        <w:rPr>
+          <w:rFonts w:ascii="Fira Code" w:eastAsia="Times New Roman" w:hAnsi="Fira Code" w:cs="Fira Code"/>
+          <w:color w:val="DFBF8E"/>
+          <w:sz w:val="21"/>
+          <w:szCs w:val="21"/>
         </w:rPr>
         <w:t xml:space="preserve">a = </w:t>
       </w:r>
@@ -2337,7 +2117,6 @@
           <w:color w:val="D3869B"/>
           <w:sz w:val="21"/>
           <w:szCs w:val="21"/>
-          <w:lang/>
         </w:rPr>
         <w:t>4.52</w:t>
       </w:r>
@@ -2351,16 +2130,14 @@
           <w:color w:val="DFBF8E"/>
           <w:sz w:val="21"/>
           <w:szCs w:val="21"/>
-          <w:lang/>
-        </w:rPr>
-      </w:pPr>
-      <w:r>
-        <w:rPr>
-          <w:rFonts w:ascii="Fira Code" w:eastAsia="Times New Roman" w:hAnsi="Fira Code" w:cs="Fira Code"/>
-          <w:color w:val="DFBF8E"/>
-          <w:sz w:val="21"/>
-          <w:szCs w:val="21"/>
-          <w:lang/>
+        </w:rPr>
+      </w:pPr>
+      <w:r>
+        <w:rPr>
+          <w:rFonts w:ascii="Fira Code" w:eastAsia="Times New Roman" w:hAnsi="Fira Code" w:cs="Fira Code"/>
+          <w:color w:val="DFBF8E"/>
+          <w:sz w:val="21"/>
+          <w:szCs w:val="21"/>
         </w:rPr>
         <w:t xml:space="preserve">b = </w:t>
       </w:r>
@@ -2370,7 +2147,6 @@
           <w:color w:val="D3869B"/>
           <w:sz w:val="21"/>
           <w:szCs w:val="21"/>
-          <w:lang/>
         </w:rPr>
         <w:t>5.24</w:t>
       </w:r>
@@ -2384,16 +2160,14 @@
           <w:color w:val="DFBF8E"/>
           <w:sz w:val="21"/>
           <w:szCs w:val="21"/>
-          <w:lang/>
-        </w:rPr>
-      </w:pPr>
-      <w:r>
-        <w:rPr>
-          <w:rFonts w:ascii="Fira Code" w:eastAsia="Times New Roman" w:hAnsi="Fira Code" w:cs="Fira Code"/>
-          <w:color w:val="DFBF8E"/>
-          <w:sz w:val="21"/>
-          <w:szCs w:val="21"/>
-          <w:lang/>
+        </w:rPr>
+      </w:pPr>
+      <w:r>
+        <w:rPr>
+          <w:rFonts w:ascii="Fira Code" w:eastAsia="Times New Roman" w:hAnsi="Fira Code" w:cs="Fira Code"/>
+          <w:color w:val="DFBF8E"/>
+          <w:sz w:val="21"/>
+          <w:szCs w:val="21"/>
         </w:rPr>
         <w:t xml:space="preserve">h = </w:t>
       </w:r>
@@ -2403,7 +2177,6 @@
           <w:color w:val="D3869B"/>
           <w:sz w:val="21"/>
           <w:szCs w:val="21"/>
-          <w:lang/>
         </w:rPr>
         <w:t>12.46</w:t>
       </w:r>
@@ -2417,7 +2190,6 @@
           <w:color w:val="DFBF8E"/>
           <w:sz w:val="21"/>
           <w:szCs w:val="21"/>
-          <w:lang/>
         </w:rPr>
       </w:pPr>
     </w:p>
@@ -2430,16 +2202,14 @@
           <w:color w:val="DFBF8E"/>
           <w:sz w:val="21"/>
           <w:szCs w:val="21"/>
-          <w:lang/>
-        </w:rPr>
-      </w:pPr>
-      <w:r>
-        <w:rPr>
-          <w:rFonts w:ascii="Fira Code" w:eastAsia="Times New Roman" w:hAnsi="Fira Code" w:cs="Fira Code"/>
-          <w:color w:val="DFBF8E"/>
-          <w:sz w:val="21"/>
-          <w:szCs w:val="21"/>
-          <w:lang/>
+        </w:rPr>
+      </w:pPr>
+      <w:r>
+        <w:rPr>
+          <w:rFonts w:ascii="Fira Code" w:eastAsia="Times New Roman" w:hAnsi="Fira Code" w:cs="Fira Code"/>
+          <w:color w:val="DFBF8E"/>
+          <w:sz w:val="21"/>
+          <w:szCs w:val="21"/>
         </w:rPr>
         <w:t xml:space="preserve">M = ( ( ( a + b ) * ( h ** </w:t>
       </w:r>
@@ -2449,7 +2219,6 @@
           <w:color w:val="D3869B"/>
           <w:sz w:val="21"/>
           <w:szCs w:val="21"/>
-          <w:lang/>
         </w:rPr>
         <w:t>2</w:t>
       </w:r>
@@ -2459,7 +2228,6 @@
           <w:color w:val="DFBF8E"/>
           <w:sz w:val="21"/>
           <w:szCs w:val="21"/>
-          <w:lang/>
         </w:rPr>
         <w:t xml:space="preserve"> ) ) / </w:t>
       </w:r>
@@ -2469,7 +2237,6 @@
           <w:color w:val="D3869B"/>
           <w:sz w:val="21"/>
           <w:szCs w:val="21"/>
-          <w:lang/>
         </w:rPr>
         <w:t>4</w:t>
       </w:r>
@@ -2479,7 +2246,6 @@
           <w:color w:val="DFBF8E"/>
           <w:sz w:val="21"/>
           <w:szCs w:val="21"/>
-          <w:lang/>
         </w:rPr>
         <w:t xml:space="preserve"> ) + ( ( ( a + b ) * h ) / </w:t>
       </w:r>
@@ -2489,7 +2255,6 @@
           <w:color w:val="D3869B"/>
           <w:sz w:val="21"/>
           <w:szCs w:val="21"/>
-          <w:lang/>
         </w:rPr>
         <w:t>12</w:t>
       </w:r>
@@ -2499,7 +2264,6 @@
           <w:color w:val="DFBF8E"/>
           <w:sz w:val="21"/>
           <w:szCs w:val="21"/>
-          <w:lang/>
         </w:rPr>
         <w:t xml:space="preserve"> )</w:t>
       </w:r>
@@ -2513,7 +2277,6 @@
           <w:color w:val="DFBF8E"/>
           <w:sz w:val="21"/>
           <w:szCs w:val="21"/>
-          <w:lang/>
         </w:rPr>
       </w:pPr>
     </w:p>
@@ -2526,7 +2289,6 @@
           <w:color w:val="DFBF8E"/>
           <w:sz w:val="21"/>
           <w:szCs w:val="21"/>
-          <w:lang/>
         </w:rPr>
       </w:pPr>
       <w:r>
@@ -2535,7 +2297,6 @@
           <w:color w:val="8B9553"/>
           <w:sz w:val="21"/>
           <w:szCs w:val="21"/>
-          <w:lang/>
         </w:rPr>
         <w:t>'''</w:t>
       </w:r>
@@ -2549,7 +2310,6 @@
           <w:color w:val="DFBF8E"/>
           <w:sz w:val="21"/>
           <w:szCs w:val="21"/>
-          <w:lang/>
         </w:rPr>
       </w:pPr>
       <w:r>
@@ -2558,7 +2318,6 @@
           <w:color w:val="8B9553"/>
           <w:sz w:val="21"/>
           <w:szCs w:val="21"/>
-          <w:lang/>
         </w:rPr>
         <w:t>    Действие 1: h ^ 2 = 12,46 ^ 2 = 155,2516 = 155,251</w:t>
       </w:r>
@@ -2572,7 +2331,6 @@
           <w:color w:val="DFBF8E"/>
           <w:sz w:val="21"/>
           <w:szCs w:val="21"/>
-          <w:lang/>
         </w:rPr>
       </w:pPr>
       <w:r>
@@ -2581,7 +2339,6 @@
           <w:color w:val="8B9553"/>
           <w:sz w:val="21"/>
           <w:szCs w:val="21"/>
-          <w:lang/>
         </w:rPr>
         <w:t>    Действие 2: a + b = 4,52 + 5,24 = 9,76</w:t>
       </w:r>
@@ -2595,7 +2352,6 @@
           <w:color w:val="DFBF8E"/>
           <w:sz w:val="21"/>
           <w:szCs w:val="21"/>
-          <w:lang/>
         </w:rPr>
       </w:pPr>
       <w:r>
@@ -2604,7 +2360,6 @@
           <w:color w:val="8B9553"/>
           <w:sz w:val="21"/>
           <w:szCs w:val="21"/>
-          <w:lang/>
         </w:rPr>
         <w:t>    Действие 3: (Действие 2) * (Действие 1) = 9,76 * 155,251 = 1515,24976 = 1515,25</w:t>
       </w:r>
@@ -2618,7 +2373,6 @@
           <w:color w:val="DFBF8E"/>
           <w:sz w:val="21"/>
           <w:szCs w:val="21"/>
-          <w:lang/>
         </w:rPr>
       </w:pPr>
       <w:r>
@@ -2627,7 +2381,6 @@
           <w:color w:val="8B9553"/>
           <w:sz w:val="21"/>
           <w:szCs w:val="21"/>
-          <w:lang/>
         </w:rPr>
         <w:t>    Действие 4: (Действие 3) / 4 = 1515,25 / 4 = 378,81225 = 379</w:t>
       </w:r>
@@ -2641,7 +2394,6 @@
           <w:color w:val="DFBF8E"/>
           <w:sz w:val="21"/>
           <w:szCs w:val="21"/>
-          <w:lang/>
         </w:rPr>
       </w:pPr>
       <w:r>
@@ -2650,7 +2402,6 @@
           <w:color w:val="8B9553"/>
           <w:sz w:val="21"/>
           <w:szCs w:val="21"/>
-          <w:lang/>
         </w:rPr>
         <w:t xml:space="preserve">    Действие 5: (Действие 2) * h = 9,76 * 12,46 = 121,6096 = 121,61 </w:t>
       </w:r>
@@ -2664,7 +2415,6 @@
           <w:color w:val="DFBF8E"/>
           <w:sz w:val="21"/>
           <w:szCs w:val="21"/>
-          <w:lang/>
         </w:rPr>
       </w:pPr>
       <w:r>
@@ -2673,7 +2423,6 @@
           <w:color w:val="8B9553"/>
           <w:sz w:val="21"/>
           <w:szCs w:val="21"/>
-          <w:lang/>
         </w:rPr>
         <w:t>    Действие 6: (Действие 5) / 12 = 121,61 / 12 = 10,13416 = 10</w:t>
       </w:r>
@@ -2687,7 +2436,6 @@
           <w:color w:val="DFBF8E"/>
           <w:sz w:val="21"/>
           <w:szCs w:val="21"/>
-          <w:lang/>
         </w:rPr>
       </w:pPr>
       <w:r>
@@ -2696,7 +2444,6 @@
           <w:color w:val="8B9553"/>
           <w:sz w:val="21"/>
           <w:szCs w:val="21"/>
-          <w:lang/>
         </w:rPr>
         <w:t>    Действие 7: (Действие 4) + (Действие 6) = 379 + 10 = 389</w:t>
       </w:r>
@@ -2710,7 +2457,6 @@
           <w:color w:val="DFBF8E"/>
           <w:sz w:val="21"/>
           <w:szCs w:val="21"/>
-          <w:lang/>
         </w:rPr>
       </w:pPr>
       <w:r>
@@ -2719,7 +2465,6 @@
           <w:color w:val="8B9553"/>
           <w:sz w:val="21"/>
           <w:szCs w:val="21"/>
-          <w:lang/>
         </w:rPr>
         <w:t>'''</w:t>
       </w:r>
@@ -2733,16 +2478,14 @@
           <w:color w:val="DFBF8E"/>
           <w:sz w:val="21"/>
           <w:szCs w:val="21"/>
-          <w:lang/>
-        </w:rPr>
-      </w:pPr>
-      <w:r>
-        <w:rPr>
-          <w:rFonts w:ascii="Fira Code" w:eastAsia="Times New Roman" w:hAnsi="Fira Code" w:cs="Fira Code"/>
-          <w:color w:val="DFBF8E"/>
-          <w:sz w:val="21"/>
-          <w:szCs w:val="21"/>
-          <w:lang/>
+        </w:rPr>
+      </w:pPr>
+      <w:r>
+        <w:rPr>
+          <w:rFonts w:ascii="Fira Code" w:eastAsia="Times New Roman" w:hAnsi="Fira Code" w:cs="Fira Code"/>
+          <w:color w:val="DFBF8E"/>
+          <w:sz w:val="21"/>
+          <w:szCs w:val="21"/>
         </w:rPr>
         <w:t>print(</w:t>
       </w:r>
@@ -2752,7 +2495,6 @@
           <w:color w:val="8B9553"/>
           <w:sz w:val="21"/>
           <w:szCs w:val="21"/>
-          <w:lang/>
         </w:rPr>
         <w:t>"Значение выражение: М = 389"</w:t>
       </w:r>
@@ -2762,7 +2504,6 @@
           <w:color w:val="DFBF8E"/>
           <w:sz w:val="21"/>
           <w:szCs w:val="21"/>
-          <w:lang/>
         </w:rPr>
         <w:t>)</w:t>
       </w:r>
@@ -2776,16 +2517,14 @@
           <w:color w:val="DFBF8E"/>
           <w:sz w:val="21"/>
           <w:szCs w:val="21"/>
-          <w:lang/>
-        </w:rPr>
-      </w:pPr>
-      <w:r>
-        <w:rPr>
-          <w:rFonts w:ascii="Fira Code" w:eastAsia="Times New Roman" w:hAnsi="Fira Code" w:cs="Fira Code"/>
-          <w:color w:val="DFBF8E"/>
-          <w:sz w:val="21"/>
-          <w:szCs w:val="21"/>
-          <w:lang/>
+        </w:rPr>
+      </w:pPr>
+      <w:r>
+        <w:rPr>
+          <w:rFonts w:ascii="Fira Code" w:eastAsia="Times New Roman" w:hAnsi="Fira Code" w:cs="Fira Code"/>
+          <w:color w:val="DFBF8E"/>
+          <w:sz w:val="21"/>
+          <w:szCs w:val="21"/>
         </w:rPr>
         <w:t>print(</w:t>
       </w:r>
@@ -2795,7 +2534,6 @@
           <w:color w:val="D69617"/>
           <w:sz w:val="21"/>
           <w:szCs w:val="21"/>
-          <w:lang/>
         </w:rPr>
         <w:t>f</w:t>
       </w:r>
@@ -2805,7 +2543,6 @@
           <w:color w:val="8B9553"/>
           <w:sz w:val="21"/>
           <w:szCs w:val="21"/>
-          <w:lang/>
         </w:rPr>
         <w:t xml:space="preserve">"Проверка выражения М = </w:t>
       </w:r>
@@ -2815,7 +2552,6 @@
           <w:color w:val="DFBF8E"/>
           <w:sz w:val="21"/>
           <w:szCs w:val="21"/>
-          <w:lang/>
         </w:rPr>
         <w:t>{M}</w:t>
       </w:r>
@@ -2825,7 +2561,6 @@
           <w:color w:val="8B9553"/>
           <w:sz w:val="21"/>
           <w:szCs w:val="21"/>
-          <w:lang/>
         </w:rPr>
         <w:t>"</w:t>
       </w:r>
@@ -2835,7 +2570,6 @@
           <w:color w:val="DFBF8E"/>
           <w:sz w:val="21"/>
           <w:szCs w:val="21"/>
-          <w:lang/>
         </w:rPr>
         <w:t>)</w:t>
       </w:r>
@@ -2908,6 +2642,7 @@
       <w:r>
         <w:rPr>
           <w:rFonts w:ascii="Times New Roman" w:hAnsi="Times New Roman" w:cs="Times New Roman"/>
+          <w:noProof/>
           <w:sz w:val="24"/>
           <w:szCs w:val="24"/>
           <w:lang w:val="ru-RU"/>
@@ -2966,40 +2701,23 @@
           <w:szCs w:val="24"/>
           <w:lang w:val="ru-RU"/>
         </w:rPr>
-        <w:t xml:space="preserve">Задание </w:t>
-      </w:r>
-      <w:r>
-        <w:rPr>
-          <w:rFonts w:ascii="Times New Roman" w:hAnsi="Times New Roman" w:cs="Times New Roman"/>
-          <w:sz w:val="24"/>
-          <w:szCs w:val="24"/>
-          <w:lang w:val="ru-RU"/>
-        </w:rPr>
-        <w:t>2</w:t>
-      </w:r>
-      <w:r>
-        <w:rPr>
-          <w:rFonts w:ascii="Times New Roman" w:hAnsi="Times New Roman" w:cs="Times New Roman"/>
-          <w:sz w:val="24"/>
-          <w:szCs w:val="24"/>
-          <w:lang w:val="ru-RU"/>
-        </w:rPr>
-        <w:t>:</w:t>
-      </w:r>
-    </w:p>
-    <w:p>
-      <w:pPr>
-        <w:spacing w:after="0"/>
-        <w:rPr>
-          <w:rFonts w:ascii="Times New Roman" w:hAnsi="Times New Roman" w:cs="Times New Roman"/>
-          <w:sz w:val="24"/>
-          <w:szCs w:val="24"/>
-          <w:lang w:val="ru-RU"/>
-        </w:rPr>
-      </w:pPr>
-      <w:r>
-        <w:rPr>
-          <w:rFonts w:ascii="Times New Roman" w:hAnsi="Times New Roman" w:cs="Times New Roman"/>
+        <w:t>Задание 2:</w:t>
+      </w:r>
+    </w:p>
+    <w:p>
+      <w:pPr>
+        <w:spacing w:after="0"/>
+        <w:rPr>
+          <w:rFonts w:ascii="Times New Roman" w:hAnsi="Times New Roman" w:cs="Times New Roman"/>
+          <w:sz w:val="24"/>
+          <w:szCs w:val="24"/>
+          <w:lang w:val="ru-RU"/>
+        </w:rPr>
+      </w:pPr>
+      <w:r>
+        <w:rPr>
+          <w:rFonts w:ascii="Times New Roman" w:hAnsi="Times New Roman" w:cs="Times New Roman"/>
+          <w:noProof/>
           <w:sz w:val="24"/>
           <w:szCs w:val="24"/>
           <w:lang w:val="ru-RU"/>
@@ -3058,40 +2776,23 @@
           <w:szCs w:val="24"/>
           <w:lang w:val="ru-RU"/>
         </w:rPr>
-        <w:t xml:space="preserve">Задание </w:t>
-      </w:r>
-      <w:r>
-        <w:rPr>
-          <w:rFonts w:ascii="Times New Roman" w:hAnsi="Times New Roman" w:cs="Times New Roman"/>
-          <w:sz w:val="24"/>
-          <w:szCs w:val="24"/>
-          <w:lang w:val="ru-RU"/>
-        </w:rPr>
-        <w:t>3</w:t>
-      </w:r>
-      <w:r>
-        <w:rPr>
-          <w:rFonts w:ascii="Times New Roman" w:hAnsi="Times New Roman" w:cs="Times New Roman"/>
-          <w:sz w:val="24"/>
-          <w:szCs w:val="24"/>
-          <w:lang w:val="ru-RU"/>
-        </w:rPr>
-        <w:t>:</w:t>
-      </w:r>
-    </w:p>
-    <w:p>
-      <w:pPr>
-        <w:spacing w:after="0"/>
-        <w:rPr>
-          <w:rFonts w:ascii="Times New Roman" w:hAnsi="Times New Roman" w:cs="Times New Roman"/>
-          <w:sz w:val="24"/>
-          <w:szCs w:val="24"/>
-          <w:lang w:val="ru-RU"/>
-        </w:rPr>
-      </w:pPr>
-      <w:r>
-        <w:rPr>
-          <w:rFonts w:ascii="Times New Roman" w:hAnsi="Times New Roman" w:cs="Times New Roman"/>
+        <w:t>Задание 3:</w:t>
+      </w:r>
+    </w:p>
+    <w:p>
+      <w:pPr>
+        <w:spacing w:after="0"/>
+        <w:rPr>
+          <w:rFonts w:ascii="Times New Roman" w:hAnsi="Times New Roman" w:cs="Times New Roman"/>
+          <w:sz w:val="24"/>
+          <w:szCs w:val="24"/>
+          <w:lang w:val="ru-RU"/>
+        </w:rPr>
+      </w:pPr>
+      <w:r>
+        <w:rPr>
+          <w:rFonts w:ascii="Times New Roman" w:hAnsi="Times New Roman" w:cs="Times New Roman"/>
+          <w:noProof/>
           <w:sz w:val="24"/>
           <w:szCs w:val="24"/>
           <w:lang w:val="ru-RU"/>
@@ -3164,7 +2865,6 @@
           <w:bCs/>
           <w:sz w:val="32"/>
           <w:szCs w:val="32"/>
-          <w:lang/>
         </w:rPr>
       </w:pPr>
       <w:r>
@@ -3174,7 +2874,6 @@
           <w:bCs/>
           <w:sz w:val="28"/>
           <w:szCs w:val="28"/>
-          <w:lang/>
         </w:rPr>
         <w:lastRenderedPageBreak/>
         <w:t>Ответы на контрольные вопросы</w:t>
@@ -3194,15 +2893,13 @@
           <w:iCs/>
           <w:sz w:val="24"/>
           <w:szCs w:val="24"/>
-          <w:lang/>
-        </w:rPr>
-      </w:pPr>
-      <w:r>
-        <w:rPr>
-          <w:rFonts w:ascii="Times New Roman" w:hAnsi="Times New Roman" w:cs="Times New Roman"/>
-          <w:sz w:val="24"/>
-          <w:szCs w:val="24"/>
-          <w:lang/>
+        </w:rPr>
+      </w:pPr>
+      <w:r>
+        <w:rPr>
+          <w:rFonts w:ascii="Times New Roman" w:hAnsi="Times New Roman" w:cs="Times New Roman"/>
+          <w:sz w:val="24"/>
+          <w:szCs w:val="24"/>
         </w:rPr>
         <w:t>Дайте определение абсолютной погрешности.</w:t>
       </w:r>
@@ -3213,7 +2910,6 @@
           <w:rFonts w:ascii="Times New Roman" w:hAnsi="Times New Roman" w:cs="Times New Roman"/>
           <w:sz w:val="28"/>
           <w:szCs w:val="28"/>
-          <w:lang/>
         </w:rPr>
       </w:pPr>
       <w:r>
@@ -3223,7 +2919,6 @@
           <w:sz w:val="24"/>
           <w:szCs w:val="24"/>
           <w:bdr w:val="none" w:sz="0" w:space="0" w:color="auto" w:frame="1"/>
-          <w:lang/>
         </w:rPr>
         <w:drawing>
           <wp:anchor distT="0" distB="0" distL="114300" distR="114300" simplePos="0" relativeHeight="251659264" behindDoc="1" locked="0" layoutInCell="1" allowOverlap="1" wp14:anchorId="265092A5" wp14:editId="0147BFD6">
@@ -3298,7 +2993,6 @@
           <w:rFonts w:ascii="Times New Roman" w:hAnsi="Times New Roman" w:cs="Times New Roman"/>
           <w:sz w:val="24"/>
           <w:szCs w:val="24"/>
-          <w:lang/>
         </w:rPr>
         <w:t>Абсолютная погрешность – это значение, вычисляемое как разность между значением величины, полученным в процессе измерений, и настоящим (действительным) значением данной величины.</w:t>
       </w:r>
@@ -3309,7 +3003,6 @@
           <w:rFonts w:ascii="Times New Roman" w:hAnsi="Times New Roman" w:cs="Times New Roman"/>
           <w:sz w:val="28"/>
           <w:szCs w:val="28"/>
-          <w:lang/>
         </w:rPr>
       </w:pPr>
       <w:r>
@@ -3319,7 +3012,6 @@
           <w:sz w:val="24"/>
           <w:szCs w:val="24"/>
           <w:bdr w:val="none" w:sz="0" w:space="0" w:color="auto" w:frame="1"/>
-          <w:lang/>
         </w:rPr>
         <w:drawing>
           <wp:anchor distT="0" distB="0" distL="114300" distR="114300" simplePos="0" relativeHeight="251658240" behindDoc="0" locked="0" layoutInCell="1" allowOverlap="1" wp14:anchorId="55AB4FB8" wp14:editId="412D9EAB">
@@ -3397,7 +3089,6 @@
           <w:rFonts w:ascii="Times New Roman" w:hAnsi="Times New Roman" w:cs="Times New Roman"/>
           <w:sz w:val="24"/>
           <w:szCs w:val="24"/>
-          <w:lang/>
         </w:rPr>
         <w:t xml:space="preserve">Погрешность приближенного числа </w:t>
       </w:r>
@@ -3408,7 +3099,6 @@
           <w:iCs/>
           <w:sz w:val="24"/>
           <w:szCs w:val="24"/>
-          <w:lang/>
         </w:rPr>
         <w:t>a</w:t>
       </w:r>
@@ -3417,7 +3107,6 @@
           <w:rFonts w:ascii="Times New Roman" w:hAnsi="Times New Roman" w:cs="Times New Roman"/>
           <w:sz w:val="24"/>
           <w:szCs w:val="24"/>
-          <w:lang/>
         </w:rPr>
         <w:t>, т.е. разность  между ним и точным значением , как правило, неизвестна.</w:t>
       </w:r>
@@ -3428,7 +3117,6 @@
           <w:rFonts w:ascii="Times New Roman" w:hAnsi="Times New Roman" w:cs="Times New Roman"/>
           <w:sz w:val="28"/>
           <w:szCs w:val="28"/>
-          <w:lang/>
         </w:rPr>
       </w:pPr>
       <w:r>
@@ -3438,7 +3126,6 @@
           <w:sz w:val="24"/>
           <w:szCs w:val="24"/>
           <w:bdr w:val="none" w:sz="0" w:space="0" w:color="auto" w:frame="1"/>
-          <w:lang/>
         </w:rPr>
         <w:drawing>
           <wp:anchor distT="0" distB="0" distL="114300" distR="114300" simplePos="0" relativeHeight="251660288" behindDoc="0" locked="0" layoutInCell="1" allowOverlap="1" wp14:anchorId="089EEB21" wp14:editId="290562BA">
@@ -3512,7 +3199,6 @@
           <w:rFonts w:ascii="Times New Roman" w:hAnsi="Times New Roman" w:cs="Times New Roman"/>
           <w:sz w:val="24"/>
           <w:szCs w:val="24"/>
-          <w:lang/>
         </w:rPr>
         <w:t xml:space="preserve">Под оценкой погрешности приближенного числа </w:t>
       </w:r>
@@ -3523,7 +3209,6 @@
           <w:iCs/>
           <w:sz w:val="24"/>
           <w:szCs w:val="24"/>
-          <w:lang/>
         </w:rPr>
         <w:t>a</w:t>
       </w:r>
@@ -3532,7 +3217,6 @@
           <w:rFonts w:ascii="Times New Roman" w:hAnsi="Times New Roman" w:cs="Times New Roman"/>
           <w:sz w:val="24"/>
           <w:szCs w:val="24"/>
-          <w:lang/>
         </w:rPr>
         <w:t xml:space="preserve"> понимают установление неравенства вида</w:t>
       </w:r>
@@ -3543,7 +3227,6 @@
           <w:rFonts w:ascii="Times New Roman" w:hAnsi="Times New Roman" w:cs="Times New Roman"/>
           <w:sz w:val="28"/>
           <w:szCs w:val="28"/>
-          <w:lang/>
         </w:rPr>
       </w:pPr>
       <w:r>
@@ -3553,7 +3236,6 @@
           <w:sz w:val="24"/>
           <w:szCs w:val="24"/>
           <w:bdr w:val="none" w:sz="0" w:space="0" w:color="auto" w:frame="1"/>
-          <w:lang/>
         </w:rPr>
         <w:drawing>
           <wp:anchor distT="0" distB="0" distL="114300" distR="114300" simplePos="0" relativeHeight="251661312" behindDoc="0" locked="0" layoutInCell="1" allowOverlap="1" wp14:anchorId="5D3370DB" wp14:editId="252D3D34">
@@ -3628,7 +3310,6 @@
           <w:rFonts w:ascii="Times New Roman" w:hAnsi="Times New Roman" w:cs="Times New Roman"/>
           <w:sz w:val="24"/>
           <w:szCs w:val="24"/>
-          <w:lang/>
         </w:rPr>
         <w:t xml:space="preserve">Число </w:t>
       </w:r>
@@ -3639,7 +3320,6 @@
           <w:sz w:val="24"/>
           <w:szCs w:val="24"/>
           <w:bdr w:val="none" w:sz="0" w:space="0" w:color="auto" w:frame="1"/>
-          <w:lang/>
         </w:rPr>
         <w:drawing>
           <wp:inline distT="0" distB="0" distL="0" distR="0" wp14:anchorId="7AE6AAEF" wp14:editId="68C6D034">
@@ -3695,7 +3375,6 @@
           <w:rFonts w:ascii="Times New Roman" w:hAnsi="Times New Roman" w:cs="Times New Roman"/>
           <w:sz w:val="24"/>
           <w:szCs w:val="24"/>
-          <w:lang/>
         </w:rPr>
         <w:t xml:space="preserve"> называется абсолютной погрешностью Это число определяется неоднозначно: его можно увеличить. Обычно указывают возможно меньшее число ,</w:t>
       </w:r>
@@ -3713,7 +3392,6 @@
           <w:rFonts w:ascii="Times New Roman" w:hAnsi="Times New Roman" w:cs="Times New Roman"/>
           <w:sz w:val="24"/>
           <w:szCs w:val="24"/>
-          <w:lang/>
         </w:rPr>
         <w:t>удовлетворяющее неравенству.</w:t>
       </w:r>
@@ -3732,15 +3410,13 @@
           <w:iCs/>
           <w:sz w:val="24"/>
           <w:szCs w:val="24"/>
-          <w:lang/>
-        </w:rPr>
-      </w:pPr>
-      <w:r>
-        <w:rPr>
-          <w:rFonts w:ascii="Times New Roman" w:hAnsi="Times New Roman" w:cs="Times New Roman"/>
-          <w:sz w:val="24"/>
-          <w:szCs w:val="24"/>
-          <w:lang/>
+        </w:rPr>
+      </w:pPr>
+      <w:r>
+        <w:rPr>
+          <w:rFonts w:ascii="Times New Roman" w:hAnsi="Times New Roman" w:cs="Times New Roman"/>
+          <w:sz w:val="24"/>
+          <w:szCs w:val="24"/>
         </w:rPr>
         <w:t>Дайте определение относительной погрешности.</w:t>
       </w:r>
@@ -3751,15 +3427,13 @@
           <w:rFonts w:ascii="Times New Roman" w:hAnsi="Times New Roman" w:cs="Times New Roman"/>
           <w:sz w:val="28"/>
           <w:szCs w:val="28"/>
-          <w:lang/>
-        </w:rPr>
-      </w:pPr>
-      <w:r>
-        <w:rPr>
-          <w:rFonts w:ascii="Times New Roman" w:hAnsi="Times New Roman" w:cs="Times New Roman"/>
-          <w:sz w:val="24"/>
-          <w:szCs w:val="24"/>
-          <w:lang/>
+        </w:rPr>
+      </w:pPr>
+      <w:r>
+        <w:rPr>
+          <w:rFonts w:ascii="Times New Roman" w:hAnsi="Times New Roman" w:cs="Times New Roman"/>
+          <w:sz w:val="24"/>
+          <w:szCs w:val="24"/>
         </w:rPr>
         <w:t xml:space="preserve">Относительной погрешностью </w:t>
       </w:r>
@@ -3771,7 +3445,6 @@
           <w:szCs w:val="24"/>
           <w:bdr w:val="none" w:sz="0" w:space="0" w:color="auto" w:frame="1"/>
           <w:vertAlign w:val="subscript"/>
-          <w:lang/>
         </w:rPr>
         <w:drawing>
           <wp:inline distT="0" distB="0" distL="0" distR="0" wp14:anchorId="7A4D5C88" wp14:editId="04E3CED0">
@@ -3827,7 +3500,6 @@
           <w:rFonts w:ascii="Times New Roman" w:hAnsi="Times New Roman" w:cs="Times New Roman"/>
           <w:sz w:val="24"/>
           <w:szCs w:val="24"/>
-          <w:lang/>
         </w:rPr>
         <w:t xml:space="preserve"> приближенного числа </w:t>
       </w:r>
@@ -3838,7 +3510,6 @@
           <w:iCs/>
           <w:sz w:val="24"/>
           <w:szCs w:val="24"/>
-          <w:lang/>
         </w:rPr>
         <w:t>a</w:t>
       </w:r>
@@ -3847,7 +3518,6 @@
           <w:rFonts w:ascii="Times New Roman" w:hAnsi="Times New Roman" w:cs="Times New Roman"/>
           <w:sz w:val="24"/>
           <w:szCs w:val="24"/>
-          <w:lang/>
         </w:rPr>
         <w:t xml:space="preserve"> называется отношение его абсолютной погрешности </w:t>
       </w:r>
@@ -3859,7 +3529,6 @@
           <w:szCs w:val="24"/>
           <w:bdr w:val="none" w:sz="0" w:space="0" w:color="auto" w:frame="1"/>
           <w:vertAlign w:val="subscript"/>
-          <w:lang/>
         </w:rPr>
         <w:drawing>
           <wp:inline distT="0" distB="0" distL="0" distR="0" wp14:anchorId="3281A95A" wp14:editId="334AA67B">
@@ -3915,7 +3584,6 @@
           <w:rFonts w:ascii="Times New Roman" w:hAnsi="Times New Roman" w:cs="Times New Roman"/>
           <w:sz w:val="24"/>
           <w:szCs w:val="24"/>
-          <w:lang/>
         </w:rPr>
         <w:t xml:space="preserve"> к абсолютной величине числа </w:t>
       </w:r>
@@ -3926,7 +3594,6 @@
           <w:iCs/>
           <w:sz w:val="24"/>
           <w:szCs w:val="24"/>
-          <w:lang/>
         </w:rPr>
         <w:t>a</w:t>
       </w:r>
@@ -3935,7 +3602,6 @@
           <w:rFonts w:ascii="Times New Roman" w:hAnsi="Times New Roman" w:cs="Times New Roman"/>
           <w:sz w:val="24"/>
           <w:szCs w:val="24"/>
-          <w:lang/>
         </w:rPr>
         <w:t xml:space="preserve">, т.е.     </w:t>
       </w:r>
@@ -3947,7 +3613,6 @@
           <w:szCs w:val="24"/>
           <w:bdr w:val="none" w:sz="0" w:space="0" w:color="auto" w:frame="1"/>
           <w:vertAlign w:val="subscript"/>
-          <w:lang/>
         </w:rPr>
         <w:drawing>
           <wp:inline distT="0" distB="0" distL="0" distR="0" wp14:anchorId="51E18CC8" wp14:editId="54E2B52A">
@@ -4003,7 +3668,6 @@
           <w:rFonts w:ascii="Times New Roman" w:hAnsi="Times New Roman" w:cs="Times New Roman"/>
           <w:sz w:val="24"/>
           <w:szCs w:val="24"/>
-          <w:lang/>
         </w:rPr>
         <w:t>.</w:t>
       </w:r>
@@ -4014,15 +3678,13 @@
           <w:rFonts w:ascii="Times New Roman" w:hAnsi="Times New Roman" w:cs="Times New Roman"/>
           <w:sz w:val="28"/>
           <w:szCs w:val="28"/>
-          <w:lang/>
-        </w:rPr>
-      </w:pPr>
-      <w:r>
-        <w:rPr>
-          <w:rFonts w:ascii="Times New Roman" w:hAnsi="Times New Roman" w:cs="Times New Roman"/>
-          <w:sz w:val="24"/>
-          <w:szCs w:val="24"/>
-          <w:lang/>
+        </w:rPr>
+      </w:pPr>
+      <w:r>
+        <w:rPr>
+          <w:rFonts w:ascii="Times New Roman" w:hAnsi="Times New Roman" w:cs="Times New Roman"/>
+          <w:sz w:val="24"/>
+          <w:szCs w:val="24"/>
         </w:rPr>
         <w:t>Относительная погрешность – это частное от деления абсолютной погрешности на модуль приближенного значений измеряемой величины.</w:t>
       </w:r>
@@ -4041,15 +3703,13 @@
           <w:iCs/>
           <w:sz w:val="24"/>
           <w:szCs w:val="24"/>
-          <w:lang/>
-        </w:rPr>
-      </w:pPr>
-      <w:r>
-        <w:rPr>
-          <w:rFonts w:ascii="Times New Roman" w:hAnsi="Times New Roman" w:cs="Times New Roman"/>
-          <w:sz w:val="24"/>
-          <w:szCs w:val="24"/>
-          <w:lang/>
+        </w:rPr>
+      </w:pPr>
+      <w:r>
+        <w:rPr>
+          <w:rFonts w:ascii="Times New Roman" w:hAnsi="Times New Roman" w:cs="Times New Roman"/>
+          <w:sz w:val="24"/>
+          <w:szCs w:val="24"/>
         </w:rPr>
         <w:t>Напишите формулы точного подсчета погрешностей результатов действий над приближенными числами.</w:t>
       </w:r>
@@ -4060,26 +3720,6 @@
           <w:rFonts w:ascii="Times New Roman" w:hAnsi="Times New Roman" w:cs="Times New Roman"/>
           <w:sz w:val="28"/>
           <w:szCs w:val="28"/>
-          <w:lang/>
-        </w:rPr>
-      </w:pPr>
-      <w:r>
-        <w:rPr>
-          <w:rFonts w:ascii="Times New Roman" w:hAnsi="Times New Roman" w:cs="Times New Roman"/>
-          <w:sz w:val="24"/>
-          <w:szCs w:val="24"/>
-          <w:lang/>
-        </w:rPr>
-        <w:t>Формулы точного подсчета погрешностей результатов действий над приближенными числами</w:t>
-      </w:r>
-    </w:p>
-    <w:p>
-      <w:pPr>
-        <w:rPr>
-          <w:rFonts w:ascii="Times New Roman" w:hAnsi="Times New Roman" w:cs="Times New Roman"/>
-          <w:sz w:val="28"/>
-          <w:szCs w:val="28"/>
-          <w:lang/>
         </w:rPr>
       </w:pPr>
       <w:r>
@@ -4090,7 +3730,6 @@
           <w:szCs w:val="24"/>
           <w:bdr w:val="none" w:sz="0" w:space="0" w:color="auto" w:frame="1"/>
           <w:vertAlign w:val="subscript"/>
-          <w:lang/>
         </w:rPr>
         <w:drawing>
           <wp:inline distT="0" distB="0" distL="0" distR="0" wp14:anchorId="184CE44D" wp14:editId="58DF21DB">
@@ -4146,7 +3785,6 @@
           <w:rFonts w:ascii="Times New Roman" w:hAnsi="Times New Roman" w:cs="Times New Roman"/>
           <w:sz w:val="24"/>
           <w:szCs w:val="24"/>
-          <w:lang/>
         </w:rPr>
         <w:t xml:space="preserve">  </w:t>
       </w:r>
@@ -4158,7 +3796,6 @@
           <w:szCs w:val="24"/>
           <w:bdr w:val="none" w:sz="0" w:space="0" w:color="auto" w:frame="1"/>
           <w:vertAlign w:val="subscript"/>
-          <w:lang/>
         </w:rPr>
         <w:drawing>
           <wp:inline distT="0" distB="0" distL="0" distR="0" wp14:anchorId="0322BE21" wp14:editId="66E4BD38">
@@ -4216,7 +3853,6 @@
           <w:rFonts w:ascii="Times New Roman" w:hAnsi="Times New Roman" w:cs="Times New Roman"/>
           <w:sz w:val="28"/>
           <w:szCs w:val="28"/>
-          <w:lang/>
         </w:rPr>
       </w:pPr>
       <w:r>
@@ -4227,7 +3863,6 @@
           <w:szCs w:val="24"/>
           <w:bdr w:val="none" w:sz="0" w:space="0" w:color="auto" w:frame="1"/>
           <w:vertAlign w:val="subscript"/>
-          <w:lang/>
         </w:rPr>
         <w:drawing>
           <wp:inline distT="0" distB="0" distL="0" distR="0" wp14:anchorId="703C0740" wp14:editId="49EF2766">
@@ -4283,7 +3918,6 @@
           <w:rFonts w:ascii="Times New Roman" w:hAnsi="Times New Roman" w:cs="Times New Roman"/>
           <w:sz w:val="24"/>
           <w:szCs w:val="24"/>
-          <w:lang/>
         </w:rPr>
         <w:t xml:space="preserve">  </w:t>
       </w:r>
@@ -4295,7 +3929,6 @@
           <w:szCs w:val="24"/>
           <w:bdr w:val="none" w:sz="0" w:space="0" w:color="auto" w:frame="1"/>
           <w:vertAlign w:val="subscript"/>
-          <w:lang/>
         </w:rPr>
         <w:drawing>
           <wp:inline distT="0" distB="0" distL="0" distR="0" wp14:anchorId="76C74559" wp14:editId="55BC6A9B">
@@ -4351,7 +3984,6 @@
           <w:rFonts w:ascii="Times New Roman" w:hAnsi="Times New Roman" w:cs="Times New Roman"/>
           <w:sz w:val="24"/>
           <w:szCs w:val="24"/>
-          <w:lang/>
         </w:rPr>
         <w:t>;</w:t>
       </w:r>
@@ -4362,7 +3994,6 @@
           <w:rFonts w:ascii="Times New Roman" w:hAnsi="Times New Roman" w:cs="Times New Roman"/>
           <w:sz w:val="28"/>
           <w:szCs w:val="28"/>
-          <w:lang/>
         </w:rPr>
       </w:pPr>
       <w:r>
@@ -4373,7 +4004,6 @@
           <w:szCs w:val="24"/>
           <w:bdr w:val="none" w:sz="0" w:space="0" w:color="auto" w:frame="1"/>
           <w:vertAlign w:val="subscript"/>
-          <w:lang/>
         </w:rPr>
         <w:drawing>
           <wp:inline distT="0" distB="0" distL="0" distR="0" wp14:anchorId="38529F24" wp14:editId="54AFF1F5">
@@ -4429,7 +4059,6 @@
           <w:rFonts w:ascii="Times New Roman" w:hAnsi="Times New Roman" w:cs="Times New Roman"/>
           <w:sz w:val="24"/>
           <w:szCs w:val="24"/>
-          <w:lang/>
         </w:rPr>
         <w:t xml:space="preserve">;  </w:t>
       </w:r>
@@ -4441,7 +4070,6 @@
           <w:szCs w:val="24"/>
           <w:bdr w:val="none" w:sz="0" w:space="0" w:color="auto" w:frame="1"/>
           <w:vertAlign w:val="subscript"/>
-          <w:lang/>
         </w:rPr>
         <w:drawing>
           <wp:inline distT="0" distB="0" distL="0" distR="0" wp14:anchorId="7CE22196" wp14:editId="0A2F72AE">
@@ -4497,9 +4125,8 @@
       <w:pPr>
         <w:rPr>
           <w:rFonts w:ascii="Times New Roman" w:hAnsi="Times New Roman" w:cs="Times New Roman"/>
-          <w:sz w:val="28"/>
-          <w:szCs w:val="28"/>
-          <w:lang/>
+          <w:sz w:val="24"/>
+          <w:szCs w:val="24"/>
         </w:rPr>
       </w:pPr>
       <w:r>
@@ -4510,7 +4137,6 @@
           <w:szCs w:val="24"/>
           <w:bdr w:val="none" w:sz="0" w:space="0" w:color="auto" w:frame="1"/>
           <w:vertAlign w:val="subscript"/>
-          <w:lang/>
         </w:rPr>
         <w:drawing>
           <wp:inline distT="0" distB="0" distL="0" distR="0" wp14:anchorId="594F2200" wp14:editId="4BD83AF5">
@@ -4566,7 +4192,6 @@
           <w:rFonts w:ascii="Times New Roman" w:hAnsi="Times New Roman" w:cs="Times New Roman"/>
           <w:sz w:val="24"/>
           <w:szCs w:val="24"/>
-          <w:lang/>
         </w:rPr>
         <w:t xml:space="preserve">  </w:t>
       </w:r>
@@ -4578,7 +4203,6 @@
           <w:szCs w:val="24"/>
           <w:bdr w:val="none" w:sz="0" w:space="0" w:color="auto" w:frame="1"/>
           <w:vertAlign w:val="subscript"/>
-          <w:lang/>
         </w:rPr>
         <w:drawing>
           <wp:inline distT="0" distB="0" distL="0" distR="0" wp14:anchorId="415AA47E" wp14:editId="4D65474C">
@@ -4634,9 +4258,25 @@
           <w:rFonts w:ascii="Times New Roman" w:hAnsi="Times New Roman" w:cs="Times New Roman"/>
           <w:sz w:val="24"/>
           <w:szCs w:val="24"/>
-          <w:lang/>
-        </w:rPr>
-        <w:t xml:space="preserve">, где </w:t>
+        </w:rPr>
+        <w:t xml:space="preserve">, </w:t>
+      </w:r>
+    </w:p>
+    <w:p>
+      <w:pPr>
+        <w:rPr>
+          <w:rFonts w:ascii="Times New Roman" w:hAnsi="Times New Roman" w:cs="Times New Roman"/>
+          <w:sz w:val="28"/>
+          <w:szCs w:val="28"/>
+        </w:rPr>
+      </w:pPr>
+      <w:r>
+        <w:rPr>
+          <w:rFonts w:ascii="Times New Roman" w:hAnsi="Times New Roman" w:cs="Times New Roman"/>
+          <w:sz w:val="24"/>
+          <w:szCs w:val="24"/>
+        </w:rPr>
+        <w:t xml:space="preserve">где </w:t>
       </w:r>
       <w:r>
         <w:rPr>
@@ -4645,7 +4285,6 @@
           <w:sz w:val="24"/>
           <w:szCs w:val="24"/>
           <w:bdr w:val="none" w:sz="0" w:space="0" w:color="auto" w:frame="1"/>
-          <w:lang/>
         </w:rPr>
         <w:drawing>
           <wp:inline distT="0" distB="0" distL="0" distR="0" wp14:anchorId="416CFA10" wp14:editId="0CC20E48">
@@ -4701,7 +4340,6 @@
           <w:rFonts w:ascii="Times New Roman" w:hAnsi="Times New Roman" w:cs="Times New Roman"/>
           <w:sz w:val="24"/>
           <w:szCs w:val="24"/>
-          <w:lang/>
         </w:rPr>
         <w:t xml:space="preserve">– абсолютная погрешность приближенного числа, </w:t>
       </w:r>
@@ -4713,7 +4351,6 @@
           <w:szCs w:val="24"/>
           <w:bdr w:val="none" w:sz="0" w:space="0" w:color="auto" w:frame="1"/>
           <w:vertAlign w:val="subscript"/>
-          <w:lang/>
         </w:rPr>
         <w:drawing>
           <wp:inline distT="0" distB="0" distL="0" distR="0" wp14:anchorId="0BAAAB2A" wp14:editId="2D7516EB">
@@ -4769,7 +4406,6 @@
           <w:rFonts w:ascii="Times New Roman" w:hAnsi="Times New Roman" w:cs="Times New Roman"/>
           <w:sz w:val="24"/>
           <w:szCs w:val="24"/>
-          <w:lang/>
         </w:rPr>
         <w:t xml:space="preserve">– относительная погрешность приближенного числа, </w:t>
       </w:r>
@@ -4781,7 +4417,6 @@
           <w:szCs w:val="24"/>
           <w:bdr w:val="none" w:sz="0" w:space="0" w:color="auto" w:frame="1"/>
           <w:vertAlign w:val="subscript"/>
-          <w:lang/>
         </w:rPr>
         <w:drawing>
           <wp:inline distT="0" distB="0" distL="0" distR="0" wp14:anchorId="7FFCF2BC" wp14:editId="25F90D6F">
@@ -4837,7 +4472,6 @@
           <w:rFonts w:ascii="Times New Roman" w:hAnsi="Times New Roman" w:cs="Times New Roman"/>
           <w:sz w:val="24"/>
           <w:szCs w:val="24"/>
-          <w:lang/>
         </w:rPr>
         <w:t>– рациональное число.</w:t>
       </w:r>
@@ -4856,15 +4490,13 @@
           <w:iCs/>
           <w:sz w:val="24"/>
           <w:szCs w:val="24"/>
-          <w:lang/>
-        </w:rPr>
-      </w:pPr>
-      <w:r>
-        <w:rPr>
-          <w:rFonts w:ascii="Times New Roman" w:hAnsi="Times New Roman" w:cs="Times New Roman"/>
-          <w:sz w:val="24"/>
-          <w:szCs w:val="24"/>
-          <w:lang/>
+        </w:rPr>
+      </w:pPr>
+      <w:r>
+        <w:rPr>
+          <w:rFonts w:ascii="Times New Roman" w:hAnsi="Times New Roman" w:cs="Times New Roman"/>
+          <w:sz w:val="24"/>
+          <w:szCs w:val="24"/>
         </w:rPr>
         <w:t>Приведите правила вычисления без строгого учета погрешностей.</w:t>
       </w:r>
@@ -4875,15 +4507,13 @@
           <w:rFonts w:ascii="Times New Roman" w:hAnsi="Times New Roman" w:cs="Times New Roman"/>
           <w:sz w:val="28"/>
           <w:szCs w:val="28"/>
-          <w:lang/>
-        </w:rPr>
-      </w:pPr>
-      <w:r>
-        <w:rPr>
-          <w:rFonts w:ascii="Times New Roman" w:hAnsi="Times New Roman" w:cs="Times New Roman"/>
-          <w:sz w:val="24"/>
-          <w:szCs w:val="24"/>
-          <w:lang/>
+        </w:rPr>
+      </w:pPr>
+      <w:r>
+        <w:rPr>
+          <w:rFonts w:ascii="Times New Roman" w:hAnsi="Times New Roman" w:cs="Times New Roman"/>
+          <w:sz w:val="24"/>
+          <w:szCs w:val="24"/>
         </w:rPr>
         <w:t xml:space="preserve">Правило 1. Если число слагаемых невелико, то в алгебраической сумме приближенных значений чисел, в записи которых все цифры верны, следует оставлять столько десятичных знаков, сколько их имеет слагаемое с наименьшим числом десятичных знаков. </w:t>
       </w:r>
@@ -4892,7 +4522,6 @@
           <w:rFonts w:ascii="Times New Roman" w:hAnsi="Times New Roman" w:cs="Times New Roman"/>
           <w:sz w:val="24"/>
           <w:szCs w:val="24"/>
-          <w:lang/>
         </w:rPr>
         <w:lastRenderedPageBreak/>
         <w:t>Слагаемые с большим числом десятичных знаков следует предварительно округлить на один десятичный знак больше, чем у выделенного слагаемого.</w:t>
@@ -4904,15 +4533,13 @@
           <w:rFonts w:ascii="Times New Roman" w:hAnsi="Times New Roman" w:cs="Times New Roman"/>
           <w:sz w:val="28"/>
           <w:szCs w:val="28"/>
-          <w:lang/>
-        </w:rPr>
-      </w:pPr>
-      <w:r>
-        <w:rPr>
-          <w:rFonts w:ascii="Times New Roman" w:hAnsi="Times New Roman" w:cs="Times New Roman"/>
-          <w:sz w:val="24"/>
-          <w:szCs w:val="24"/>
-          <w:lang/>
+        </w:rPr>
+      </w:pPr>
+      <w:r>
+        <w:rPr>
+          <w:rFonts w:ascii="Times New Roman" w:hAnsi="Times New Roman" w:cs="Times New Roman"/>
+          <w:sz w:val="24"/>
+          <w:szCs w:val="24"/>
         </w:rPr>
         <w:t>Правило 2. Если число исходных знаков невелико, то в произведении (частном) приближенных значений чисел следует оставлять столько значащих цифр, сколько их имеет число с наименьшим количеством значащих цифр. Исходные данные с большим числом значащих цифр следует предварительно округлить, оставив на одну значащую цифру больше, чем у выделенного исходного данного.</w:t>
       </w:r>
@@ -4923,15 +4550,13 @@
           <w:rFonts w:ascii="Times New Roman" w:hAnsi="Times New Roman" w:cs="Times New Roman"/>
           <w:sz w:val="28"/>
           <w:szCs w:val="28"/>
-          <w:lang/>
-        </w:rPr>
-      </w:pPr>
-      <w:r>
-        <w:rPr>
-          <w:rFonts w:ascii="Times New Roman" w:hAnsi="Times New Roman" w:cs="Times New Roman"/>
-          <w:sz w:val="24"/>
-          <w:szCs w:val="24"/>
-          <w:lang/>
+        </w:rPr>
+      </w:pPr>
+      <w:r>
+        <w:rPr>
+          <w:rFonts w:ascii="Times New Roman" w:hAnsi="Times New Roman" w:cs="Times New Roman"/>
+          <w:sz w:val="24"/>
+          <w:szCs w:val="24"/>
         </w:rPr>
         <w:t>Правило 3. При возведении приближенного значения числа в квадрат или куб, а также при извлечении квадратного корня или кубического корня в результате следует оставлять столько значащих цифр, сколько их имеет соответственно основание степени или подкоренное выражение.</w:t>
       </w:r>
@@ -4942,15 +4567,13 @@
           <w:rFonts w:ascii="Times New Roman" w:hAnsi="Times New Roman" w:cs="Times New Roman"/>
           <w:sz w:val="28"/>
           <w:szCs w:val="28"/>
-          <w:lang/>
-        </w:rPr>
-      </w:pPr>
-      <w:r>
-        <w:rPr>
-          <w:rFonts w:ascii="Times New Roman" w:hAnsi="Times New Roman" w:cs="Times New Roman"/>
-          <w:sz w:val="24"/>
-          <w:szCs w:val="24"/>
-          <w:lang/>
+        </w:rPr>
+      </w:pPr>
+      <w:r>
+        <w:rPr>
+          <w:rFonts w:ascii="Times New Roman" w:hAnsi="Times New Roman" w:cs="Times New Roman"/>
+          <w:sz w:val="24"/>
+          <w:szCs w:val="24"/>
         </w:rPr>
         <w:t>Правило 4. При выполнении последовательно ряда действий над приближенными значениями чисел следует в промежуточных результатах сохранять на одну цифру больше, чем рекомендуют предыдущие правила. При округлении окончательного результата запасная цифра отбрасывается.</w:t>
       </w:r>
